--- a/官网需求/18周年主题站/DNF18周年主题站活动需求文档.docx
+++ b/官网需求/18周年主题站/DNF18周年主题站活动需求文档.docx
@@ -1256,7 +1256,7 @@
           <w:b/>
           <w:bCs/>
         </w:rPr>
-        <w:t xml:space="preserve">3.3 合影功能（模块2附属）</w:t>
+        <w:t xml:space="preserve">3.3 18成人礼（模块3）</w:t>
       </w:r>
     </w:p>
     <w:p>
@@ -1279,7 +1279,7 @@
           <w:sz w:val="22"/>
           <w:szCs w:val="22"/>
         </w:rPr>
-        <w:t xml:space="preserve">点击“合影”按钮</w:t>
+        <w:t xml:space="preserve">点击“领取奖励”按钮</w:t>
       </w:r>
     </w:p>
     <w:p>
@@ -1302,46 +1302,7 @@
           <w:sz w:val="22"/>
           <w:szCs w:val="22"/>
         </w:rPr>
-        <w:t xml:space="preserve"/>
-      </w:r>
-    </w:p>
-    <w:p>
-      <w:pPr>
-        <w:spacing w:after="60" w:before="60"/>
-      </w:pPr>
-      <w:r>
-        <w:rPr>
-          <w:rFonts w:ascii="Microsoft YaHei" w:cs="Microsoft YaHei" w:eastAsia="Microsoft YaHei" w:hAnsi="Microsoft YaHei"/>
-          <w:sz w:val="22"/>
-          <w:szCs w:val="22"/>
-        </w:rPr>
-        <w:t xml:space="preserve">正常：集齐全部卡牌后解锁；进入合影时判断是否已生成过合影图片——若未生成则自动生成并保存至后端，若已生成则直接展示已保存的图片；支持保存合影、切换角色、领取合影奖励</w:t>
-      </w:r>
-    </w:p>
-    <w:p>
-      <w:pPr>
-        <w:spacing w:after="60" w:before="60"/>
-      </w:pPr>
-      <w:r>
-        <w:rPr>
-          <w:rFonts w:ascii="Microsoft YaHei" w:cs="Microsoft YaHei" w:eastAsia="Microsoft YaHei" w:hAnsi="Microsoft YaHei"/>
-          <w:sz w:val="22"/>
-          <w:szCs w:val="22"/>
-        </w:rPr>
-        <w:t xml:space="preserve">切换角色：切换角色后重新生成合影图片，新照片覆盖旧照片（后端更新）</w:t>
-      </w:r>
-    </w:p>
-    <w:p>
-      <w:pPr>
-        <w:spacing w:after="60" w:before="60"/>
-      </w:pPr>
-      <w:r>
-        <w:rPr>
-          <w:rFonts w:ascii="Microsoft YaHei" w:cs="Microsoft YaHei" w:eastAsia="Microsoft YaHei" w:hAnsi="Microsoft YaHei"/>
-          <w:sz w:val="22"/>
-          <w:szCs w:val="22"/>
-        </w:rPr>
-        <w:t xml:space="preserve">异常：未集齐卡牌提示“集齐全部卡牌后解锁合影功能”</w:t>
+        <w:t xml:space="preserve">6月11日前显示“待6月11日开启”，按钮置灰；6月11日后显示“领取奖励”，点击后播放拆礼物动效（礼盒弹跳→盒盖飞开→展示奖励），奖励领取成功后按钮变为“已领取”</w:t>
       </w:r>
     </w:p>
     <w:p>
@@ -1364,7 +1325,7 @@
           <w:sz w:val="22"/>
           <w:szCs w:val="22"/>
         </w:rPr>
-        <w:t xml:space="preserve">全家福合影生成 + 后端存储图片 + 切换角色重新生成覆盖 + 领取合影奖励</w:t>
+        <w:t xml:space="preserve">领取规则：1. 账号注册时间在 2008年6月19日 00:00 - 2008年12月31日 23:59；2. 有活跃行为：6月11日上线消耗30点疲劳。可领取奖励：18成人礼限定称号</w:t>
       </w:r>
     </w:p>
     <w:p>
@@ -1387,7 +1348,7 @@
           <w:sz w:val="22"/>
           <w:szCs w:val="22"/>
         </w:rPr>
-        <w:t xml:space="preserve">集齐18张卡牌</w:t>
+        <w:t xml:space="preserve">时间条件：6月11日开启；用户条件：已登录、绑定角色、账号注册时间符合要求、当日消耗30点疲劳</w:t>
       </w:r>
     </w:p>
     <w:p>
@@ -1410,33 +1371,7 @@
           <w:sz w:val="22"/>
           <w:szCs w:val="22"/>
         </w:rPr>
-        <w:t xml:space="preserve"/>
-      </w:r>
-    </w:p>
-    <w:p>
-      <w:pPr>
-        <w:spacing w:after="60" w:before="60"/>
-      </w:pPr>
-      <w:r>
-        <w:rPr>
-          <w:rFonts w:ascii="Microsoft YaHei" w:cs="Microsoft YaHei" w:eastAsia="Microsoft YaHei" w:hAnsi="Microsoft YaHei"/>
-          <w:sz w:val="22"/>
-          <w:szCs w:val="22"/>
-        </w:rPr>
-        <w:t xml:space="preserve">合影图片存储接口：后端提供（保存/查询/覆盖）</w:t>
-      </w:r>
-    </w:p>
-    <w:p>
-      <w:pPr>
-        <w:spacing w:after="60" w:before="60"/>
-      </w:pPr>
-      <w:r>
-        <w:rPr>
-          <w:rFonts w:ascii="Microsoft YaHei" w:cs="Microsoft YaHei" w:eastAsia="Microsoft YaHei" w:hAnsi="Microsoft YaHei"/>
-          <w:sz w:val="22"/>
-          <w:szCs w:val="22"/>
-        </w:rPr>
-        <w:t xml:space="preserve">礼包资源ID待定</w:t>
+        <w:t xml:space="preserve">礼包资源ID待定；账号注册时间校验接口：后端提供</w:t>
       </w:r>
     </w:p>
     <w:p>
@@ -1450,7 +1385,7 @@
           <w:b/>
           <w:bCs/>
         </w:rPr>
-        <w:t xml:space="preserve">3.4 版本信息摘要（模块3）</w:t>
+        <w:t xml:space="preserve">3.4 合影功能（模块2附属）</w:t>
       </w:r>
     </w:p>
     <w:p>
@@ -1473,7 +1408,7 @@
           <w:sz w:val="22"/>
           <w:szCs w:val="22"/>
         </w:rPr>
-        <w:t xml:space="preserve">点击版本卡片</w:t>
+        <w:t xml:space="preserve">点击“合影”按钮</w:t>
       </w:r>
     </w:p>
     <w:p>
@@ -1496,7 +1431,46 @@
           <w:sz w:val="22"/>
           <w:szCs w:val="22"/>
         </w:rPr>
-        <w:t xml:space="preserve">点击对应卡片跳转至详情页</w:t>
+        <w:t xml:space="preserve"/>
+      </w:r>
+    </w:p>
+    <w:p>
+      <w:pPr>
+        <w:spacing w:after="60" w:before="60"/>
+      </w:pPr>
+      <w:r>
+        <w:rPr>
+          <w:rFonts w:ascii="Microsoft YaHei" w:cs="Microsoft YaHei" w:eastAsia="Microsoft YaHei" w:hAnsi="Microsoft YaHei"/>
+          <w:sz w:val="22"/>
+          <w:szCs w:val="22"/>
+        </w:rPr>
+        <w:t xml:space="preserve">正常：集齐全部卡牌后解锁；进入合影时判断是否已生成过合影图片——若未生成则自动生成并保存至后端，若已生成则直接展示已保存的图片；支持保存合影、切换角色、领取合影奖励</w:t>
+      </w:r>
+    </w:p>
+    <w:p>
+      <w:pPr>
+        <w:spacing w:after="60" w:before="60"/>
+      </w:pPr>
+      <w:r>
+        <w:rPr>
+          <w:rFonts w:ascii="Microsoft YaHei" w:cs="Microsoft YaHei" w:eastAsia="Microsoft YaHei" w:hAnsi="Microsoft YaHei"/>
+          <w:sz w:val="22"/>
+          <w:szCs w:val="22"/>
+        </w:rPr>
+        <w:t xml:space="preserve">切换角色：切换角色后重新生成合影图片，新照片覆盖旧照片（后端更新）</w:t>
+      </w:r>
+    </w:p>
+    <w:p>
+      <w:pPr>
+        <w:spacing w:after="60" w:before="60"/>
+      </w:pPr>
+      <w:r>
+        <w:rPr>
+          <w:rFonts w:ascii="Microsoft YaHei" w:cs="Microsoft YaHei" w:eastAsia="Microsoft YaHei" w:hAnsi="Microsoft YaHei"/>
+          <w:sz w:val="22"/>
+          <w:szCs w:val="22"/>
+        </w:rPr>
+        <w:t xml:space="preserve">异常：未集齐卡牌提示“集齐全部卡牌后解锁合影功能”</w:t>
       </w:r>
     </w:p>
     <w:p>
@@ -1519,7 +1493,7 @@
           <w:sz w:val="22"/>
           <w:szCs w:val="22"/>
         </w:rPr>
-        <w:t xml:space="preserve">展示全新职业、新玩法、版本活动、版本前瞻4个入口，纯展示+跳转</w:t>
+        <w:t xml:space="preserve">全家福合影生成 + 后端存储图片 + 切换角色重新生成覆盖 + 领取合影奖励</w:t>
       </w:r>
     </w:p>
     <w:p>
@@ -1542,7 +1516,7 @@
           <w:sz w:val="22"/>
           <w:szCs w:val="22"/>
         </w:rPr>
-        <w:t xml:space="preserve">无特殊条件</w:t>
+        <w:t xml:space="preserve">集齐18张卡牌</w:t>
       </w:r>
     </w:p>
     <w:p>
@@ -1565,7 +1539,33 @@
           <w:sz w:val="22"/>
           <w:szCs w:val="22"/>
         </w:rPr>
-        <w:t xml:space="preserve">跳转URL待定</w:t>
+        <w:t xml:space="preserve"/>
+      </w:r>
+    </w:p>
+    <w:p>
+      <w:pPr>
+        <w:spacing w:after="60" w:before="60"/>
+      </w:pPr>
+      <w:r>
+        <w:rPr>
+          <w:rFonts w:ascii="Microsoft YaHei" w:cs="Microsoft YaHei" w:eastAsia="Microsoft YaHei" w:hAnsi="Microsoft YaHei"/>
+          <w:sz w:val="22"/>
+          <w:szCs w:val="22"/>
+        </w:rPr>
+        <w:t xml:space="preserve">合影图片存储接口：后端提供（保存/查询/覆盖）</w:t>
+      </w:r>
+    </w:p>
+    <w:p>
+      <w:pPr>
+        <w:spacing w:after="60" w:before="60"/>
+      </w:pPr>
+      <w:r>
+        <w:rPr>
+          <w:rFonts w:ascii="Microsoft YaHei" w:cs="Microsoft YaHei" w:eastAsia="Microsoft YaHei" w:hAnsi="Microsoft YaHei"/>
+          <w:sz w:val="22"/>
+          <w:szCs w:val="22"/>
+        </w:rPr>
+        <w:t xml:space="preserve">礼包资源ID待定</w:t>
       </w:r>
     </w:p>
     <w:p>
@@ -1579,7 +1579,7 @@
           <w:b/>
           <w:bCs/>
         </w:rPr>
-        <w:t xml:space="preserve">3.5 十八周年·发布会（模块4）</w:t>
+        <w:t xml:space="preserve">3.5 版本信息摘要（模块4）</w:t>
       </w:r>
     </w:p>
     <w:p>
@@ -1602,7 +1602,7 @@
           <w:sz w:val="22"/>
           <w:szCs w:val="22"/>
         </w:rPr>
-        <w:t xml:space="preserve">点击左侧导航项切换右侧内容面板</w:t>
+        <w:t xml:space="preserve">点击版本卡片</w:t>
       </w:r>
     </w:p>
     <w:p>
@@ -1625,7 +1625,7 @@
           <w:sz w:val="22"/>
           <w:szCs w:val="22"/>
         </w:rPr>
-        <w:t xml:space="preserve">左侧Tab切换，右侧展示对应内容，纯展示+跳转</w:t>
+        <w:t xml:space="preserve">点击对应卡片跳转至详情页</w:t>
       </w:r>
     </w:p>
     <w:p>
@@ -1648,85 +1648,7 @@
           <w:sz w:val="22"/>
           <w:szCs w:val="22"/>
         </w:rPr>
-        <w:t xml:space="preserve">包含6个子模块，展示方式如下：</w:t>
-      </w:r>
-    </w:p>
-    <w:p>
-      <w:pPr>
-        <w:spacing w:after="60" w:before="60"/>
-      </w:pPr>
-      <w:r>
-        <w:rPr>
-          <w:rFonts w:ascii="Microsoft YaHei" w:cs="Microsoft YaHei" w:eastAsia="Microsoft YaHei" w:hAnsi="Microsoft YaHei"/>
-          <w:sz w:val="22"/>
-          <w:szCs w:val="22"/>
-        </w:rPr>
-        <w:t xml:space="preserve">① 发布会直播 —— 接入直播流，活动内嵌播放</w:t>
-      </w:r>
-    </w:p>
-    <w:p>
-      <w:pPr>
-        <w:spacing w:after="60" w:before="60"/>
-      </w:pPr>
-      <w:r>
-        <w:rPr>
-          <w:rFonts w:ascii="Microsoft YaHei" w:cs="Microsoft YaHei" w:eastAsia="Microsoft YaHei" w:hAnsi="Microsoft YaHei"/>
-          <w:sz w:val="22"/>
-          <w:szCs w:val="22"/>
-        </w:rPr>
-        <w:t xml:space="preserve">② 精彩回放 —— 接入直播回放流，活动内嵌播放</w:t>
-      </w:r>
-    </w:p>
-    <w:p>
-      <w:pPr>
-        <w:spacing w:after="60" w:before="60"/>
-      </w:pPr>
-      <w:r>
-        <w:rPr>
-          <w:rFonts w:ascii="Microsoft YaHei" w:cs="Microsoft YaHei" w:eastAsia="Microsoft YaHei" w:hAnsi="Microsoft YaHei"/>
-          <w:sz w:val="22"/>
-          <w:szCs w:val="22"/>
-        </w:rPr>
-        <w:t xml:space="preserve">③ 一分钟速览 —— 图片展示，点击跳转</w:t>
-      </w:r>
-    </w:p>
-    <w:p>
-      <w:pPr>
-        <w:spacing w:after="60" w:before="60"/>
-      </w:pPr>
-      <w:r>
-        <w:rPr>
-          <w:rFonts w:ascii="Microsoft YaHei" w:cs="Microsoft YaHei" w:eastAsia="Microsoft YaHei" w:hAnsi="Microsoft YaHei"/>
-          <w:sz w:val="22"/>
-          <w:szCs w:val="22"/>
-        </w:rPr>
-        <w:t xml:space="preserve">④ 口令码兑换 —— 图片展示，点击跳转兑换页</w:t>
-      </w:r>
-    </w:p>
-    <w:p>
-      <w:pPr>
-        <w:spacing w:after="60" w:before="60"/>
-      </w:pPr>
-      <w:r>
-        <w:rPr>
-          <w:rFonts w:ascii="Microsoft YaHei" w:cs="Microsoft YaHei" w:eastAsia="Microsoft YaHei" w:hAnsi="Microsoft YaHei"/>
-          <w:sz w:val="22"/>
-          <w:szCs w:val="22"/>
-        </w:rPr>
-        <w:t xml:space="preserve">⑤ CG动画 —— 图片展示，点击跳转</w:t>
-      </w:r>
-    </w:p>
-    <w:p>
-      <w:pPr>
-        <w:spacing w:after="60" w:before="60"/>
-      </w:pPr>
-      <w:r>
-        <w:rPr>
-          <w:rFonts w:ascii="Microsoft YaHei" w:cs="Microsoft YaHei" w:eastAsia="Microsoft YaHei" w:hAnsi="Microsoft YaHei"/>
-          <w:sz w:val="22"/>
-          <w:szCs w:val="22"/>
-        </w:rPr>
-        <w:t xml:space="preserve">⑥ 版本前瞻 —— 图片展示，点击跳转</w:t>
+        <w:t xml:space="preserve">展示全新职业、新玩法、版本活动、版本前瞻4个入口，纯展示+跳转</w:t>
       </w:r>
     </w:p>
     <w:p>
@@ -1749,7 +1671,7 @@
           <w:sz w:val="22"/>
           <w:szCs w:val="22"/>
         </w:rPr>
-        <w:t xml:space="preserve">发布会直播时间 2026.06.16 18:00</w:t>
+        <w:t xml:space="preserve">无特殊条件</w:t>
       </w:r>
     </w:p>
     <w:p>
@@ -1772,7 +1694,7 @@
           <w:sz w:val="22"/>
           <w:szCs w:val="22"/>
         </w:rPr>
-        <w:t xml:space="preserve">直播流/回放流地址待定；各跳转URL待定</w:t>
+        <w:t xml:space="preserve">跳转URL待定</w:t>
       </w:r>
     </w:p>
     <w:p>
@@ -1786,7 +1708,7 @@
           <w:b/>
           <w:bCs/>
         </w:rPr>
-        <w:t xml:space="preserve">3.6 赛事互动（模块5）</w:t>
+        <w:t xml:space="preserve">3.6 十八周年·发布会（模块5）</w:t>
       </w:r>
     </w:p>
     <w:p>
@@ -1809,7 +1731,7 @@
           <w:sz w:val="22"/>
           <w:szCs w:val="22"/>
         </w:rPr>
-        <w:t xml:space="preserve">点击按钮跳转赛事主页面</w:t>
+        <w:t xml:space="preserve">点击左侧导航项切换右侧内容面板</w:t>
       </w:r>
     </w:p>
     <w:p>
@@ -1832,7 +1754,7 @@
           <w:sz w:val="22"/>
           <w:szCs w:val="22"/>
         </w:rPr>
-        <w:t xml:space="preserve">展示从夸到拉评分 / 每日赛果预测，纯展示+跳转</w:t>
+        <w:t xml:space="preserve">左侧Tab切换，右侧展示对应内容，纯展示+跳转</w:t>
       </w:r>
     </w:p>
     <w:p>
@@ -1855,7 +1777,85 @@
           <w:sz w:val="22"/>
           <w:szCs w:val="22"/>
         </w:rPr>
-        <w:t xml:space="preserve">引导跳转至赛事主页面</w:t>
+        <w:t xml:space="preserve">包含6个子模块，展示方式如下：</w:t>
+      </w:r>
+    </w:p>
+    <w:p>
+      <w:pPr>
+        <w:spacing w:after="60" w:before="60"/>
+      </w:pPr>
+      <w:r>
+        <w:rPr>
+          <w:rFonts w:ascii="Microsoft YaHei" w:cs="Microsoft YaHei" w:eastAsia="Microsoft YaHei" w:hAnsi="Microsoft YaHei"/>
+          <w:sz w:val="22"/>
+          <w:szCs w:val="22"/>
+        </w:rPr>
+        <w:t xml:space="preserve">① 发布会直播 —— 接入直播流，活动内嵌播放</w:t>
+      </w:r>
+    </w:p>
+    <w:p>
+      <w:pPr>
+        <w:spacing w:after="60" w:before="60"/>
+      </w:pPr>
+      <w:r>
+        <w:rPr>
+          <w:rFonts w:ascii="Microsoft YaHei" w:cs="Microsoft YaHei" w:eastAsia="Microsoft YaHei" w:hAnsi="Microsoft YaHei"/>
+          <w:sz w:val="22"/>
+          <w:szCs w:val="22"/>
+        </w:rPr>
+        <w:t xml:space="preserve">② 精彩回放 —— 接入直播回放流，活动内嵌播放</w:t>
+      </w:r>
+    </w:p>
+    <w:p>
+      <w:pPr>
+        <w:spacing w:after="60" w:before="60"/>
+      </w:pPr>
+      <w:r>
+        <w:rPr>
+          <w:rFonts w:ascii="Microsoft YaHei" w:cs="Microsoft YaHei" w:eastAsia="Microsoft YaHei" w:hAnsi="Microsoft YaHei"/>
+          <w:sz w:val="22"/>
+          <w:szCs w:val="22"/>
+        </w:rPr>
+        <w:t xml:space="preserve">③ 一分钟速览 —— 图片展示，点击跳转</w:t>
+      </w:r>
+    </w:p>
+    <w:p>
+      <w:pPr>
+        <w:spacing w:after="60" w:before="60"/>
+      </w:pPr>
+      <w:r>
+        <w:rPr>
+          <w:rFonts w:ascii="Microsoft YaHei" w:cs="Microsoft YaHei" w:eastAsia="Microsoft YaHei" w:hAnsi="Microsoft YaHei"/>
+          <w:sz w:val="22"/>
+          <w:szCs w:val="22"/>
+        </w:rPr>
+        <w:t xml:space="preserve">④ 口令码兑换 —— 图片展示，点击跳转兑换页</w:t>
+      </w:r>
+    </w:p>
+    <w:p>
+      <w:pPr>
+        <w:spacing w:after="60" w:before="60"/>
+      </w:pPr>
+      <w:r>
+        <w:rPr>
+          <w:rFonts w:ascii="Microsoft YaHei" w:cs="Microsoft YaHei" w:eastAsia="Microsoft YaHei" w:hAnsi="Microsoft YaHei"/>
+          <w:sz w:val="22"/>
+          <w:szCs w:val="22"/>
+        </w:rPr>
+        <w:t xml:space="preserve">⑤ CG动画 —— 图片展示，点击跳转</w:t>
+      </w:r>
+    </w:p>
+    <w:p>
+      <w:pPr>
+        <w:spacing w:after="60" w:before="60"/>
+      </w:pPr>
+      <w:r>
+        <w:rPr>
+          <w:rFonts w:ascii="Microsoft YaHei" w:cs="Microsoft YaHei" w:eastAsia="Microsoft YaHei" w:hAnsi="Microsoft YaHei"/>
+          <w:sz w:val="22"/>
+          <w:szCs w:val="22"/>
+        </w:rPr>
+        <w:t xml:space="preserve">⑥ 版本前瞻 —— 图片展示，点击跳转</w:t>
       </w:r>
     </w:p>
     <w:p>
@@ -1878,7 +1878,7 @@
           <w:sz w:val="22"/>
           <w:szCs w:val="22"/>
         </w:rPr>
-        <w:t xml:space="preserve">内容由赛事同学提供</w:t>
+        <w:t xml:space="preserve">发布会直播时间 2026.06.16 18:00</w:t>
       </w:r>
     </w:p>
     <w:p>
@@ -1901,7 +1901,7 @@
           <w:sz w:val="22"/>
           <w:szCs w:val="22"/>
         </w:rPr>
-        <w:t xml:space="preserve">内容及URL待定</w:t>
+        <w:t xml:space="preserve">直播流/回放流地址待定；各跳转URL待定</w:t>
       </w:r>
     </w:p>
     <w:p>
@@ -1915,7 +1915,7 @@
           <w:b/>
           <w:bCs/>
         </w:rPr>
-        <w:t xml:space="preserve">3.7 线下活动（模块6）</w:t>
+        <w:t xml:space="preserve">3.7 赛事互动（模块6）</w:t>
       </w:r>
     </w:p>
     <w:p>
@@ -1938,7 +1938,7 @@
           <w:sz w:val="22"/>
           <w:szCs w:val="22"/>
         </w:rPr>
-        <w:t xml:space="preserve">点击图片跳转对应内容页</w:t>
+        <w:t xml:space="preserve">点击按钮跳转赛事主页面</w:t>
       </w:r>
     </w:p>
     <w:p>
@@ -1961,7 +1961,7 @@
           <w:sz w:val="22"/>
           <w:szCs w:val="22"/>
         </w:rPr>
-        <w:t xml:space="preserve">左侧Tab切换，右侧展示图片，点击跳转，纯展示+跳转</w:t>
+        <w:t xml:space="preserve">展示从夸到拉评分 / 每日赛果预测，纯展示+跳转</w:t>
       </w:r>
     </w:p>
     <w:p>
@@ -1984,7 +1984,7 @@
           <w:sz w:val="22"/>
           <w:szCs w:val="22"/>
         </w:rPr>
-        <w:t xml:space="preserve">展示线下联名/合作活动</w:t>
+        <w:t xml:space="preserve">引导跳转至赛事主页面</w:t>
       </w:r>
     </w:p>
     <w:p>
@@ -2007,7 +2007,7 @@
           <w:sz w:val="22"/>
           <w:szCs w:val="22"/>
         </w:rPr>
-        <w:t xml:space="preserve">无特殊条件</w:t>
+        <w:t xml:space="preserve">内容由赛事同学提供</w:t>
       </w:r>
     </w:p>
     <w:p>
@@ -2044,7 +2044,7 @@
           <w:b/>
           <w:bCs/>
         </w:rPr>
-        <w:t xml:space="preserve">3.8 初始化</w:t>
+        <w:t xml:space="preserve">3.8 线下活动（模块7）</w:t>
       </w:r>
     </w:p>
     <w:p>
@@ -2067,6 +2067,135 @@
           <w:sz w:val="22"/>
           <w:szCs w:val="22"/>
         </w:rPr>
+        <w:t xml:space="preserve">点击图片跳转对应内容页</w:t>
+      </w:r>
+    </w:p>
+    <w:p>
+      <w:pPr>
+        <w:spacing w:after="60" w:before="60"/>
+      </w:pPr>
+      <w:r>
+        <w:rPr>
+          <w:rFonts w:ascii="Microsoft YaHei" w:cs="Microsoft YaHei" w:eastAsia="Microsoft YaHei" w:hAnsi="Microsoft YaHei"/>
+          <w:b/>
+          <w:bCs/>
+          <w:sz w:val="22"/>
+          <w:szCs w:val="22"/>
+        </w:rPr>
+        <w:t xml:space="preserve">3.8.2 交互描述：</w:t>
+      </w:r>
+      <w:r>
+        <w:rPr>
+          <w:rFonts w:ascii="Microsoft YaHei" w:cs="Microsoft YaHei" w:eastAsia="Microsoft YaHei" w:hAnsi="Microsoft YaHei"/>
+          <w:sz w:val="22"/>
+          <w:szCs w:val="22"/>
+        </w:rPr>
+        <w:t xml:space="preserve">左侧Tab切换，右侧展示图片，点击跳转，纯展示+跳转</w:t>
+      </w:r>
+    </w:p>
+    <w:p>
+      <w:pPr>
+        <w:spacing w:after="60" w:before="60"/>
+      </w:pPr>
+      <w:r>
+        <w:rPr>
+          <w:rFonts w:ascii="Microsoft YaHei" w:cs="Microsoft YaHei" w:eastAsia="Microsoft YaHei" w:hAnsi="Microsoft YaHei"/>
+          <w:b/>
+          <w:bCs/>
+          <w:sz w:val="22"/>
+          <w:szCs w:val="22"/>
+        </w:rPr>
+        <w:t xml:space="preserve">3.8.3 功能描述：</w:t>
+      </w:r>
+      <w:r>
+        <w:rPr>
+          <w:rFonts w:ascii="Microsoft YaHei" w:cs="Microsoft YaHei" w:eastAsia="Microsoft YaHei" w:hAnsi="Microsoft YaHei"/>
+          <w:sz w:val="22"/>
+          <w:szCs w:val="22"/>
+        </w:rPr>
+        <w:t xml:space="preserve">展示线下联名/合作活动</w:t>
+      </w:r>
+    </w:p>
+    <w:p>
+      <w:pPr>
+        <w:spacing w:after="60" w:before="60"/>
+      </w:pPr>
+      <w:r>
+        <w:rPr>
+          <w:rFonts w:ascii="Microsoft YaHei" w:cs="Microsoft YaHei" w:eastAsia="Microsoft YaHei" w:hAnsi="Microsoft YaHei"/>
+          <w:b/>
+          <w:bCs/>
+          <w:sz w:val="22"/>
+          <w:szCs w:val="22"/>
+        </w:rPr>
+        <w:t xml:space="preserve">3.8.4 条件：</w:t>
+      </w:r>
+      <w:r>
+        <w:rPr>
+          <w:rFonts w:ascii="Microsoft YaHei" w:cs="Microsoft YaHei" w:eastAsia="Microsoft YaHei" w:hAnsi="Microsoft YaHei"/>
+          <w:sz w:val="22"/>
+          <w:szCs w:val="22"/>
+        </w:rPr>
+        <w:t xml:space="preserve">无特殊条件</w:t>
+      </w:r>
+    </w:p>
+    <w:p>
+      <w:pPr>
+        <w:spacing w:after="60" w:before="60"/>
+      </w:pPr>
+      <w:r>
+        <w:rPr>
+          <w:rFonts w:ascii="Microsoft YaHei" w:cs="Microsoft YaHei" w:eastAsia="Microsoft YaHei" w:hAnsi="Microsoft YaHei"/>
+          <w:b/>
+          <w:bCs/>
+          <w:sz w:val="22"/>
+          <w:szCs w:val="22"/>
+        </w:rPr>
+        <w:t xml:space="preserve">3.8.5 数据源：</w:t>
+      </w:r>
+      <w:r>
+        <w:rPr>
+          <w:rFonts w:ascii="Microsoft YaHei" w:cs="Microsoft YaHei" w:eastAsia="Microsoft YaHei" w:hAnsi="Microsoft YaHei"/>
+          <w:sz w:val="22"/>
+          <w:szCs w:val="22"/>
+        </w:rPr>
+        <w:t xml:space="preserve">内容及URL待定</w:t>
+      </w:r>
+    </w:p>
+    <w:p>
+      <w:pPr>
+        <w:pStyle w:val="Heading3"/>
+        <w:spacing w:after="80" w:before="200"/>
+      </w:pPr>
+      <w:r>
+        <w:rPr>
+          <w:rFonts w:ascii="Microsoft YaHei" w:cs="Microsoft YaHei" w:eastAsia="Microsoft YaHei" w:hAnsi="Microsoft YaHei"/>
+          <w:b/>
+          <w:bCs/>
+        </w:rPr>
+        <w:t xml:space="preserve">3.9 初始化</w:t>
+      </w:r>
+    </w:p>
+    <w:p>
+      <w:pPr>
+        <w:spacing w:after="60" w:before="60"/>
+      </w:pPr>
+      <w:r>
+        <w:rPr>
+          <w:rFonts w:ascii="Microsoft YaHei" w:cs="Microsoft YaHei" w:eastAsia="Microsoft YaHei" w:hAnsi="Microsoft YaHei"/>
+          <w:b/>
+          <w:bCs/>
+          <w:sz w:val="22"/>
+          <w:szCs w:val="22"/>
+        </w:rPr>
+        <w:t xml:space="preserve">3.9.1 触发方式：</w:t>
+      </w:r>
+      <w:r>
+        <w:rPr>
+          <w:rFonts w:ascii="Microsoft YaHei" w:cs="Microsoft YaHei" w:eastAsia="Microsoft YaHei" w:hAnsi="Microsoft YaHei"/>
+          <w:sz w:val="22"/>
+          <w:szCs w:val="22"/>
+        </w:rPr>
         <w:t xml:space="preserve">页面加载完成</w:t>
       </w:r>
     </w:p>
@@ -2082,7 +2211,7 @@
           <w:sz w:val="22"/>
           <w:szCs w:val="22"/>
         </w:rPr>
-        <w:t xml:space="preserve">3.8.2 交互描述：</w:t>
+        <w:t xml:space="preserve">3.9.2 交互描述：</w:t>
       </w:r>
       <w:r>
         <w:rPr>
@@ -2131,7 +2260,7 @@
           <w:sz w:val="22"/>
           <w:szCs w:val="22"/>
         </w:rPr>
-        <w:t xml:space="preserve">3.8.3 功能描述：</w:t>
+        <w:t xml:space="preserve">3.9.3 功能描述：</w:t>
       </w:r>
       <w:r>
         <w:rPr>
@@ -2154,7 +2283,7 @@
           <w:sz w:val="22"/>
           <w:szCs w:val="22"/>
         </w:rPr>
-        <w:t xml:space="preserve">3.8.4 条件：</w:t>
+        <w:t xml:space="preserve">3.9.4 条件：</w:t>
       </w:r>
       <w:r>
         <w:rPr>

--- a/官网需求/18周年主题站/DNF18周年主题站活动需求文档.docx
+++ b/官网需求/18周年主题站/DNF18周年主题站活动需求文档.docx
@@ -1247,131 +1247,454 @@
     </w:p>
     <w:p>
       <w:pPr>
+        <w:pStyle w:val="Heading4"/>
+        <w:spacing w:after="80" w:before="200"/>
+      </w:pPr>
+      <w:r>
+        <w:rPr>
+          <w:rFonts w:ascii="Microsoft YaHei" w:cs="Microsoft YaHei" w:eastAsia="Microsoft YaHei" w:hAnsi="Microsoft YaHei"/>
+          <w:b/>
+          <w:bCs/>
+        </w:rPr>
+        <w:t xml:space="preserve">3.2.6 合影功能（模块2附属）</w:t>
+      </w:r>
+    </w:p>
+    <w:p>
+      <w:pPr>
+        <w:spacing w:after="60" w:before="60"/>
+      </w:pPr>
+      <w:r>
+        <w:rPr>
+          <w:rFonts w:ascii="Microsoft YaHei" w:cs="Microsoft YaHei" w:eastAsia="Microsoft YaHei" w:hAnsi="Microsoft YaHei"/>
+          <w:b/>
+          <w:bCs/>
+          <w:sz w:val="22"/>
+          <w:szCs w:val="22"/>
+        </w:rPr>
+        <w:t xml:space="preserve">3.2.6.1 触发方式：</w:t>
+      </w:r>
+      <w:r>
+        <w:rPr>
+          <w:rFonts w:ascii="Microsoft YaHei" w:cs="Microsoft YaHei" w:eastAsia="Microsoft YaHei" w:hAnsi="Microsoft YaHei"/>
+          <w:sz w:val="22"/>
+          <w:szCs w:val="22"/>
+        </w:rPr>
+        <w:t xml:space="preserve">点击“合影”按钮</w:t>
+      </w:r>
+    </w:p>
+    <w:p>
+      <w:pPr>
+        <w:spacing w:after="60" w:before="60"/>
+      </w:pPr>
+      <w:r>
+        <w:rPr>
+          <w:rFonts w:ascii="Microsoft YaHei" w:cs="Microsoft YaHei" w:eastAsia="Microsoft YaHei" w:hAnsi="Microsoft YaHei"/>
+          <w:b/>
+          <w:bCs/>
+          <w:sz w:val="22"/>
+          <w:szCs w:val="22"/>
+        </w:rPr>
+        <w:t xml:space="preserve">3.2.6.2 交互描述：</w:t>
+      </w:r>
+      <w:r>
+        <w:rPr>
+          <w:rFonts w:ascii="Microsoft YaHei" w:cs="Microsoft YaHei" w:eastAsia="Microsoft YaHei" w:hAnsi="Microsoft YaHei"/>
+          <w:sz w:val="22"/>
+          <w:szCs w:val="22"/>
+        </w:rPr>
+        <w:t xml:space="preserve"/>
+      </w:r>
+    </w:p>
+    <w:p>
+      <w:pPr>
+        <w:spacing w:after="60" w:before="60"/>
+      </w:pPr>
+      <w:r>
+        <w:rPr>
+          <w:rFonts w:ascii="Microsoft YaHei" w:cs="Microsoft YaHei" w:eastAsia="Microsoft YaHei" w:hAnsi="Microsoft YaHei"/>
+          <w:sz w:val="22"/>
+          <w:szCs w:val="22"/>
+        </w:rPr>
+        <w:t xml:space="preserve">正常：集齐全部卡牌后解锁；进入合影时判断是否已生成过合影图片——若未生成则自动生成并保存至后端，若已生成则直接展示已保存的图片；支持保存合影、切换角色、领取合影奖励</w:t>
+      </w:r>
+    </w:p>
+    <w:p>
+      <w:pPr>
+        <w:spacing w:after="60" w:before="60"/>
+      </w:pPr>
+      <w:r>
+        <w:rPr>
+          <w:rFonts w:ascii="Microsoft YaHei" w:cs="Microsoft YaHei" w:eastAsia="Microsoft YaHei" w:hAnsi="Microsoft YaHei"/>
+          <w:sz w:val="22"/>
+          <w:szCs w:val="22"/>
+        </w:rPr>
+        <w:t xml:space="preserve">切换角色：切换角色后重新生成合影图片，新照片覆盖旧照片（后端更新）</w:t>
+      </w:r>
+    </w:p>
+    <w:p>
+      <w:pPr>
+        <w:spacing w:after="60" w:before="60"/>
+      </w:pPr>
+      <w:r>
+        <w:rPr>
+          <w:rFonts w:ascii="Microsoft YaHei" w:cs="Microsoft YaHei" w:eastAsia="Microsoft YaHei" w:hAnsi="Microsoft YaHei"/>
+          <w:sz w:val="22"/>
+          <w:szCs w:val="22"/>
+        </w:rPr>
+        <w:t xml:space="preserve">异常：未集齐卡牌提示“集齐全部卡牌后解锁合影功能”</w:t>
+      </w:r>
+    </w:p>
+    <w:p>
+      <w:pPr>
+        <w:spacing w:after="60" w:before="60"/>
+      </w:pPr>
+      <w:r>
+        <w:rPr>
+          <w:rFonts w:ascii="Microsoft YaHei" w:cs="Microsoft YaHei" w:eastAsia="Microsoft YaHei" w:hAnsi="Microsoft YaHei"/>
+          <w:b/>
+          <w:bCs/>
+          <w:sz w:val="22"/>
+          <w:szCs w:val="22"/>
+        </w:rPr>
+        <w:t xml:space="preserve">3.2.6.3 功能描述：</w:t>
+      </w:r>
+      <w:r>
+        <w:rPr>
+          <w:rFonts w:ascii="Microsoft YaHei" w:cs="Microsoft YaHei" w:eastAsia="Microsoft YaHei" w:hAnsi="Microsoft YaHei"/>
+          <w:sz w:val="22"/>
+          <w:szCs w:val="22"/>
+        </w:rPr>
+        <w:t xml:space="preserve">全家福合影生成 + 后端存储图片 + 切换角色重新生成覆盖 + 领取合影奖励</w:t>
+      </w:r>
+    </w:p>
+    <w:p>
+      <w:pPr>
+        <w:spacing w:after="60" w:before="60"/>
+      </w:pPr>
+      <w:r>
+        <w:rPr>
+          <w:rFonts w:ascii="Microsoft YaHei" w:cs="Microsoft YaHei" w:eastAsia="Microsoft YaHei" w:hAnsi="Microsoft YaHei"/>
+          <w:b/>
+          <w:bCs/>
+          <w:sz w:val="22"/>
+          <w:szCs w:val="22"/>
+        </w:rPr>
+        <w:t xml:space="preserve">3.2.6.4 条件：</w:t>
+      </w:r>
+      <w:r>
+        <w:rPr>
+          <w:rFonts w:ascii="Microsoft YaHei" w:cs="Microsoft YaHei" w:eastAsia="Microsoft YaHei" w:hAnsi="Microsoft YaHei"/>
+          <w:sz w:val="22"/>
+          <w:szCs w:val="22"/>
+        </w:rPr>
+        <w:t xml:space="preserve">集齐18张卡牌</w:t>
+      </w:r>
+    </w:p>
+    <w:p>
+      <w:pPr>
+        <w:spacing w:after="60" w:before="60"/>
+      </w:pPr>
+      <w:r>
+        <w:rPr>
+          <w:rFonts w:ascii="Microsoft YaHei" w:cs="Microsoft YaHei" w:eastAsia="Microsoft YaHei" w:hAnsi="Microsoft YaHei"/>
+          <w:b/>
+          <w:bCs/>
+          <w:sz w:val="22"/>
+          <w:szCs w:val="22"/>
+        </w:rPr>
+        <w:t xml:space="preserve">3.2.6.5 数据源：</w:t>
+      </w:r>
+      <w:r>
+        <w:rPr>
+          <w:rFonts w:ascii="Microsoft YaHei" w:cs="Microsoft YaHei" w:eastAsia="Microsoft YaHei" w:hAnsi="Microsoft YaHei"/>
+          <w:sz w:val="22"/>
+          <w:szCs w:val="22"/>
+        </w:rPr>
+        <w:t xml:space="preserve"/>
+      </w:r>
+    </w:p>
+    <w:p>
+      <w:pPr>
+        <w:spacing w:after="60" w:before="60"/>
+      </w:pPr>
+      <w:r>
+        <w:rPr>
+          <w:rFonts w:ascii="Microsoft YaHei" w:cs="Microsoft YaHei" w:eastAsia="Microsoft YaHei" w:hAnsi="Microsoft YaHei"/>
+          <w:sz w:val="22"/>
+          <w:szCs w:val="22"/>
+        </w:rPr>
+        <w:t xml:space="preserve">合影图片存储接口：后端提供（保存/查询/覆盖）</w:t>
+      </w:r>
+    </w:p>
+    <w:p>
+      <w:pPr>
+        <w:spacing w:after="60" w:before="60"/>
+      </w:pPr>
+      <w:r>
+        <w:rPr>
+          <w:rFonts w:ascii="Microsoft YaHei" w:cs="Microsoft YaHei" w:eastAsia="Microsoft YaHei" w:hAnsi="Microsoft YaHei"/>
+          <w:sz w:val="22"/>
+          <w:szCs w:val="22"/>
+        </w:rPr>
+        <w:t xml:space="preserve">礼包资源ID待定</w:t>
+      </w:r>
+    </w:p>
+    <w:p>
+      <w:pPr>
         <w:pStyle w:val="Heading3"/>
         <w:spacing w:after="80" w:before="200"/>
       </w:pPr>
       <w:r>
-        <w:rPr>
-          <w:rFonts w:ascii="Microsoft YaHei" w:cs="Microsoft YaHei" w:eastAsia="Microsoft YaHei" w:hAnsi="Microsoft YaHei"/>
-          <w:b/>
-          <w:bCs/>
-        </w:rPr>
-        <w:t xml:space="preserve">3.3 18成人礼（模块3）</w:t>
-      </w:r>
-    </w:p>
-    <w:p>
-      <w:pPr>
-        <w:spacing w:after="60" w:before="60"/>
-      </w:pPr>
-      <w:r>
-        <w:rPr>
-          <w:rFonts w:ascii="Microsoft YaHei" w:cs="Microsoft YaHei" w:eastAsia="Microsoft YaHei" w:hAnsi="Microsoft YaHei"/>
-          <w:b/>
-          <w:bCs/>
-          <w:sz w:val="22"/>
-          <w:szCs w:val="22"/>
-        </w:rPr>
-        <w:t xml:space="preserve">3.3.1 触发方式：</w:t>
-      </w:r>
-      <w:r>
-        <w:rPr>
-          <w:rFonts w:ascii="Microsoft YaHei" w:cs="Microsoft YaHei" w:eastAsia="Microsoft YaHei" w:hAnsi="Microsoft YaHei"/>
-          <w:sz w:val="22"/>
-          <w:szCs w:val="22"/>
-        </w:rPr>
-        <w:t xml:space="preserve">点击“领取奖励”按钮</w:t>
-      </w:r>
-    </w:p>
-    <w:p>
-      <w:pPr>
-        <w:spacing w:after="60" w:before="60"/>
-      </w:pPr>
-      <w:r>
-        <w:rPr>
-          <w:rFonts w:ascii="Microsoft YaHei" w:cs="Microsoft YaHei" w:eastAsia="Microsoft YaHei" w:hAnsi="Microsoft YaHei"/>
-          <w:b/>
-          <w:bCs/>
-          <w:sz w:val="22"/>
-          <w:szCs w:val="22"/>
-        </w:rPr>
-        <w:t xml:space="preserve">3.3.2 交互描述：</w:t>
-      </w:r>
-      <w:r>
-        <w:rPr>
-          <w:rFonts w:ascii="Microsoft YaHei" w:cs="Microsoft YaHei" w:eastAsia="Microsoft YaHei" w:hAnsi="Microsoft YaHei"/>
-          <w:sz w:val="22"/>
-          <w:szCs w:val="22"/>
-        </w:rPr>
-        <w:t xml:space="preserve">6月11日前显示“待6月11日开启”，按钮置灰；6月11日后显示“领取奖励”，点击后播放拆礼物动效（礼盒弹跳→盒盖飞开→展示奖励），奖励领取成功后按钮变为“已领取”</w:t>
-      </w:r>
-    </w:p>
-    <w:p>
-      <w:pPr>
-        <w:spacing w:after="60" w:before="60"/>
-      </w:pPr>
-      <w:r>
-        <w:rPr>
-          <w:rFonts w:ascii="Microsoft YaHei" w:cs="Microsoft YaHei" w:eastAsia="Microsoft YaHei" w:hAnsi="Microsoft YaHei"/>
-          <w:b/>
-          <w:bCs/>
-          <w:sz w:val="22"/>
-          <w:szCs w:val="22"/>
-        </w:rPr>
-        <w:t xml:space="preserve">3.3.3 功能描述：</w:t>
-      </w:r>
-      <w:r>
-        <w:rPr>
-          <w:rFonts w:ascii="Microsoft YaHei" w:cs="Microsoft YaHei" w:eastAsia="Microsoft YaHei" w:hAnsi="Microsoft YaHei"/>
-          <w:sz w:val="22"/>
-          <w:szCs w:val="22"/>
-        </w:rPr>
-        <w:t xml:space="preserve">领取规则：1. 账号注册时间在 2008年6月19日 00:00 - 2008年12月31日 23:59；2. 有活跃行为：6月11日上线消耗30点疲劳。可领取奖励：18成人礼限定称号</w:t>
-      </w:r>
-    </w:p>
-    <w:p>
-      <w:pPr>
-        <w:spacing w:after="60" w:before="60"/>
-      </w:pPr>
-      <w:r>
-        <w:rPr>
-          <w:rFonts w:ascii="Microsoft YaHei" w:cs="Microsoft YaHei" w:eastAsia="Microsoft YaHei" w:hAnsi="Microsoft YaHei"/>
-          <w:b/>
-          <w:bCs/>
-          <w:sz w:val="22"/>
-          <w:szCs w:val="22"/>
-        </w:rPr>
-        <w:t xml:space="preserve">3.3.4 条件：</w:t>
-      </w:r>
-      <w:r>
-        <w:rPr>
-          <w:rFonts w:ascii="Microsoft YaHei" w:cs="Microsoft YaHei" w:eastAsia="Microsoft YaHei" w:hAnsi="Microsoft YaHei"/>
-          <w:sz w:val="22"/>
-          <w:szCs w:val="22"/>
-        </w:rPr>
-        <w:t xml:space="preserve">时间条件：6月11日开启；用户条件：已登录、绑定角色、账号注册时间符合要求、当日消耗30点疲劳</w:t>
-      </w:r>
-    </w:p>
-    <w:p>
-      <w:pPr>
-        <w:spacing w:after="60" w:before="60"/>
-      </w:pPr>
-      <w:r>
-        <w:rPr>
-          <w:rFonts w:ascii="Microsoft YaHei" w:cs="Microsoft YaHei" w:eastAsia="Microsoft YaHei" w:hAnsi="Microsoft YaHei"/>
-          <w:b/>
-          <w:bCs/>
-          <w:sz w:val="22"/>
-          <w:szCs w:val="22"/>
-        </w:rPr>
-        <w:t xml:space="preserve">3.3.5 数据源：</w:t>
-      </w:r>
-      <w:r>
-        <w:rPr>
-          <w:rFonts w:ascii="Microsoft YaHei" w:cs="Microsoft YaHei" w:eastAsia="Microsoft YaHei" w:hAnsi="Microsoft YaHei"/>
-          <w:sz w:val="22"/>
-          <w:szCs w:val="22"/>
-        </w:rPr>
-        <w:t xml:space="preserve">礼包资源ID待定；账号注册时间校验接口：后端提供</w:t>
+        <w:p>
+          <w:pPr>
+            <w:pStyle w:val="Heading3"/>
+            <w:spacing w:after="80" w:before="200"/>
+          </w:pPr>
+          <w:r>
+            <w:rPr>
+              <w:rFonts w:ascii="Microsoft YaHei" w:cs="Microsoft YaHei" w:eastAsia="Microsoft YaHei" w:hAnsi="Microsoft YaHei"/>
+              <w:b/>
+              <w:bCs/>
+            </w:rPr>
+            <w:t xml:space="preserve">3.3 18成人礼（模块3）</w:t>
+          </w:r>
+        </w:p>
+        <w:p>
+          <w:pPr>
+            <w:spacing w:after="60" w:before="60"/>
+          </w:pPr>
+          <w:r>
+            <w:rPr>
+              <w:rFonts w:ascii="Microsoft YaHei" w:cs="Microsoft YaHei" w:eastAsia="Microsoft YaHei" w:hAnsi="Microsoft YaHei"/>
+              <w:b/>
+              <w:bCs/>
+              <w:sz w:val="22"/>
+              <w:szCs w:val="22"/>
+            </w:rPr>
+            <w:t xml:space="preserve">3.3.1 触发方式：</w:t>
+          </w:r>
+          <w:r>
+            <w:rPr>
+              <w:rFonts w:ascii="Microsoft YaHei" w:cs="Microsoft YaHei" w:eastAsia="Microsoft YaHei" w:hAnsi="Microsoft YaHei"/>
+              <w:sz w:val="22"/>
+              <w:szCs w:val="22"/>
+            </w:rPr>
+            <w:t xml:space="preserve">点击“领取奖励”按钮</w:t>
+          </w:r>
+        </w:p>
+        <w:p>
+          <w:pPr>
+            <w:spacing w:after="60" w:before="60"/>
+          </w:pPr>
+          <w:r>
+            <w:rPr>
+              <w:rFonts w:ascii="Microsoft YaHei" w:cs="Microsoft YaHei" w:eastAsia="Microsoft YaHei" w:hAnsi="Microsoft YaHei"/>
+              <w:b/>
+              <w:bCs/>
+              <w:sz w:val="22"/>
+              <w:szCs w:val="22"/>
+            </w:rPr>
+            <w:t xml:space="preserve">3.3.2 交互描述：</w:t>
+          </w:r>
+          <w:r>
+            <w:rPr>
+              <w:rFonts w:ascii="Microsoft YaHei" w:cs="Microsoft YaHei" w:eastAsia="Microsoft YaHei" w:hAnsi="Microsoft YaHei"/>
+              <w:sz w:val="22"/>
+              <w:szCs w:val="22"/>
+            </w:rPr>
+            <w:t xml:space="preserve">6月11日前显示“待6月11日开启”，按钮置灰；6月11日后显示“领取奖励”，点击后播放拆礼物动效（礼盒弹跳→盒盖飞开→展示奖励），奖励领取成功后按钮变为“已领取”</w:t>
+          </w:r>
+        </w:p>
+        <w:p>
+          <w:pPr>
+            <w:spacing w:after="60" w:before="60"/>
+          </w:pPr>
+          <w:r>
+            <w:rPr>
+              <w:rFonts w:ascii="Microsoft YaHei" w:cs="Microsoft YaHei" w:eastAsia="Microsoft YaHei" w:hAnsi="Microsoft YaHei"/>
+              <w:b/>
+              <w:bCs/>
+              <w:sz w:val="22"/>
+              <w:szCs w:val="22"/>
+            </w:rPr>
+            <w:t xml:space="preserve">3.3.3 功能描述：</w:t>
+          </w:r>
+          <w:r>
+            <w:rPr>
+              <w:rFonts w:ascii="Microsoft YaHei" w:cs="Microsoft YaHei" w:eastAsia="Microsoft YaHei" w:hAnsi="Microsoft YaHei"/>
+              <w:sz w:val="22"/>
+              <w:szCs w:val="22"/>
+            </w:rPr>
+            <w:t xml:space="preserve">领取规则：1. 账号注册时间在 2008年6月19日 00:00 - 2008年12月31日 23:59；2. 有活跃行为：6月11日上线消耗30点疲劳。可领取奖励：18成人礼限定称号</w:t>
+          </w:r>
+        </w:p>
+        <w:p>
+          <w:pPr>
+            <w:spacing w:after="60" w:before="60"/>
+          </w:pPr>
+          <w:r>
+            <w:rPr>
+              <w:rFonts w:ascii="Microsoft YaHei" w:cs="Microsoft YaHei" w:eastAsia="Microsoft YaHei" w:hAnsi="Microsoft YaHei"/>
+              <w:b/>
+              <w:bCs/>
+              <w:sz w:val="22"/>
+              <w:szCs w:val="22"/>
+            </w:rPr>
+            <w:t xml:space="preserve">3.3.4 条件：</w:t>
+          </w:r>
+          <w:r>
+            <w:rPr>
+              <w:rFonts w:ascii="Microsoft YaHei" w:cs="Microsoft YaHei" w:eastAsia="Microsoft YaHei" w:hAnsi="Microsoft YaHei"/>
+              <w:sz w:val="22"/>
+              <w:szCs w:val="22"/>
+            </w:rPr>
+            <w:t xml:space="preserve">时间条件：6月11日开启；用户条件：已登录、绑定角色、账号注册时间符合要求、当日消耗30点疲劳</w:t>
+          </w:r>
+        </w:p>
+        <w:p>
+          <w:pPr>
+            <w:spacing w:after="60" w:before="60"/>
+          </w:pPr>
+          <w:r>
+            <w:rPr>
+              <w:rFonts w:ascii="Microsoft YaHei" w:cs="Microsoft YaHei" w:eastAsia="Microsoft YaHei" w:hAnsi="Microsoft YaHei"/>
+              <w:b/>
+              <w:bCs/>
+              <w:sz w:val="22"/>
+              <w:szCs w:val="22"/>
+            </w:rPr>
+            <w:t xml:space="preserve">3.3.5 数据源：</w:t>
+          </w:r>
+          <w:r>
+            <w:rPr>
+              <w:rFonts w:ascii="Microsoft YaHei" w:cs="Microsoft YaHei" w:eastAsia="Microsoft YaHei" w:hAnsi="Microsoft YaHei"/>
+              <w:sz w:val="22"/>
+              <w:szCs w:val="22"/>
+            </w:rPr>
+            <w:t xml:space="preserve">礼包资源ID待定；账号注册时间校验接口：后端提供</w:t>
+          </w:r>
+        </w:p>
+        <w:rPr>
+          <w:rFonts w:ascii="Microsoft YaHei" w:cs="Microsoft YaHei" w:eastAsia="Microsoft YaHei" w:hAnsi="Microsoft YaHei"/>
+          <w:b/>
+          <w:bCs/>
+        </w:rPr>
+        <w:t xml:space="preserve">3.4 版本信息摘要（模块4）</w:t>
+      </w:r>
+    </w:p>
+    <w:p>
+      <w:pPr>
+        <w:spacing w:after="60" w:before="60"/>
+      </w:pPr>
+      <w:r>
+        <w:rPr>
+          <w:rFonts w:ascii="Microsoft YaHei" w:cs="Microsoft YaHei" w:eastAsia="Microsoft YaHei" w:hAnsi="Microsoft YaHei"/>
+          <w:b/>
+          <w:bCs/>
+          <w:sz w:val="22"/>
+          <w:szCs w:val="22"/>
+        </w:rPr>
+        <w:t xml:space="preserve">3.4.1 触发方式：</w:t>
+      </w:r>
+      <w:r>
+        <w:rPr>
+          <w:rFonts w:ascii="Microsoft YaHei" w:cs="Microsoft YaHei" w:eastAsia="Microsoft YaHei" w:hAnsi="Microsoft YaHei"/>
+          <w:sz w:val="22"/>
+          <w:szCs w:val="22"/>
+        </w:rPr>
+        <w:t xml:space="preserve">点击版本卡片</w:t>
+      </w:r>
+    </w:p>
+    <w:p>
+      <w:pPr>
+        <w:spacing w:after="60" w:before="60"/>
+      </w:pPr>
+      <w:r>
+        <w:rPr>
+          <w:rFonts w:ascii="Microsoft YaHei" w:cs="Microsoft YaHei" w:eastAsia="Microsoft YaHei" w:hAnsi="Microsoft YaHei"/>
+          <w:b/>
+          <w:bCs/>
+          <w:sz w:val="22"/>
+          <w:szCs w:val="22"/>
+        </w:rPr>
+        <w:t xml:space="preserve">3.4.2 交互描述：</w:t>
+      </w:r>
+      <w:r>
+        <w:rPr>
+          <w:rFonts w:ascii="Microsoft YaHei" w:cs="Microsoft YaHei" w:eastAsia="Microsoft YaHei" w:hAnsi="Microsoft YaHei"/>
+          <w:sz w:val="22"/>
+          <w:szCs w:val="22"/>
+        </w:rPr>
+        <w:t xml:space="preserve">点击对应卡片跳转至详情页</w:t>
+      </w:r>
+    </w:p>
+    <w:p>
+      <w:pPr>
+        <w:spacing w:after="60" w:before="60"/>
+      </w:pPr>
+      <w:r>
+        <w:rPr>
+          <w:rFonts w:ascii="Microsoft YaHei" w:cs="Microsoft YaHei" w:eastAsia="Microsoft YaHei" w:hAnsi="Microsoft YaHei"/>
+          <w:b/>
+          <w:bCs/>
+          <w:sz w:val="22"/>
+          <w:szCs w:val="22"/>
+        </w:rPr>
+        <w:t xml:space="preserve">3.4.3 功能描述：</w:t>
+      </w:r>
+      <w:r>
+        <w:rPr>
+          <w:rFonts w:ascii="Microsoft YaHei" w:cs="Microsoft YaHei" w:eastAsia="Microsoft YaHei" w:hAnsi="Microsoft YaHei"/>
+          <w:sz w:val="22"/>
+          <w:szCs w:val="22"/>
+        </w:rPr>
+        <w:t xml:space="preserve">展示全新职业、新玩法、版本活动、版本前瞻4个入口，纯展示+跳转</w:t>
+      </w:r>
+    </w:p>
+    <w:p>
+      <w:pPr>
+        <w:spacing w:after="60" w:before="60"/>
+      </w:pPr>
+      <w:r>
+        <w:rPr>
+          <w:rFonts w:ascii="Microsoft YaHei" w:cs="Microsoft YaHei" w:eastAsia="Microsoft YaHei" w:hAnsi="Microsoft YaHei"/>
+          <w:b/>
+          <w:bCs/>
+          <w:sz w:val="22"/>
+          <w:szCs w:val="22"/>
+        </w:rPr>
+        <w:t xml:space="preserve">3.4.4 条件：</w:t>
+      </w:r>
+      <w:r>
+        <w:rPr>
+          <w:rFonts w:ascii="Microsoft YaHei" w:cs="Microsoft YaHei" w:eastAsia="Microsoft YaHei" w:hAnsi="Microsoft YaHei"/>
+          <w:sz w:val="22"/>
+          <w:szCs w:val="22"/>
+        </w:rPr>
+        <w:t xml:space="preserve">无特殊条件</w:t>
+      </w:r>
+    </w:p>
+    <w:p>
+      <w:pPr>
+        <w:spacing w:after="60" w:before="60"/>
+      </w:pPr>
+      <w:r>
+        <w:rPr>
+          <w:rFonts w:ascii="Microsoft YaHei" w:cs="Microsoft YaHei" w:eastAsia="Microsoft YaHei" w:hAnsi="Microsoft YaHei"/>
+          <w:b/>
+          <w:bCs/>
+          <w:sz w:val="22"/>
+          <w:szCs w:val="22"/>
+        </w:rPr>
+        <w:t xml:space="preserve">3.4.5 数据源：</w:t>
+      </w:r>
+      <w:r>
+        <w:rPr>
+          <w:rFonts w:ascii="Microsoft YaHei" w:cs="Microsoft YaHei" w:eastAsia="Microsoft YaHei" w:hAnsi="Microsoft YaHei"/>
+          <w:sz w:val="22"/>
+          <w:szCs w:val="22"/>
+        </w:rPr>
+        <w:t xml:space="preserve">跳转URL待定</w:t>
       </w:r>
     </w:p>
     <w:p>
@@ -1385,187 +1708,200 @@
           <w:b/>
           <w:bCs/>
         </w:rPr>
-        <w:t xml:space="preserve">3.4 合影功能（模块2附属）</w:t>
-      </w:r>
-    </w:p>
-    <w:p>
-      <w:pPr>
-        <w:spacing w:after="60" w:before="60"/>
-      </w:pPr>
-      <w:r>
-        <w:rPr>
-          <w:rFonts w:ascii="Microsoft YaHei" w:cs="Microsoft YaHei" w:eastAsia="Microsoft YaHei" w:hAnsi="Microsoft YaHei"/>
-          <w:b/>
-          <w:bCs/>
-          <w:sz w:val="22"/>
-          <w:szCs w:val="22"/>
-        </w:rPr>
-        <w:t xml:space="preserve">3.4.1 触发方式：</w:t>
-      </w:r>
-      <w:r>
-        <w:rPr>
-          <w:rFonts w:ascii="Microsoft YaHei" w:cs="Microsoft YaHei" w:eastAsia="Microsoft YaHei" w:hAnsi="Microsoft YaHei"/>
-          <w:sz w:val="22"/>
-          <w:szCs w:val="22"/>
-        </w:rPr>
-        <w:t xml:space="preserve">点击“合影”按钮</w:t>
-      </w:r>
-    </w:p>
-    <w:p>
-      <w:pPr>
-        <w:spacing w:after="60" w:before="60"/>
-      </w:pPr>
-      <w:r>
-        <w:rPr>
-          <w:rFonts w:ascii="Microsoft YaHei" w:cs="Microsoft YaHei" w:eastAsia="Microsoft YaHei" w:hAnsi="Microsoft YaHei"/>
-          <w:b/>
-          <w:bCs/>
-          <w:sz w:val="22"/>
-          <w:szCs w:val="22"/>
-        </w:rPr>
-        <w:t xml:space="preserve">3.4.2 交互描述：</w:t>
-      </w:r>
-      <w:r>
-        <w:rPr>
-          <w:rFonts w:ascii="Microsoft YaHei" w:cs="Microsoft YaHei" w:eastAsia="Microsoft YaHei" w:hAnsi="Microsoft YaHei"/>
-          <w:sz w:val="22"/>
-          <w:szCs w:val="22"/>
-        </w:rPr>
-        <w:t xml:space="preserve"/>
-      </w:r>
-    </w:p>
-    <w:p>
-      <w:pPr>
-        <w:spacing w:after="60" w:before="60"/>
-      </w:pPr>
-      <w:r>
-        <w:rPr>
-          <w:rFonts w:ascii="Microsoft YaHei" w:cs="Microsoft YaHei" w:eastAsia="Microsoft YaHei" w:hAnsi="Microsoft YaHei"/>
-          <w:sz w:val="22"/>
-          <w:szCs w:val="22"/>
-        </w:rPr>
-        <w:t xml:space="preserve">正常：集齐全部卡牌后解锁；进入合影时判断是否已生成过合影图片——若未生成则自动生成并保存至后端，若已生成则直接展示已保存的图片；支持保存合影、切换角色、领取合影奖励</w:t>
-      </w:r>
-    </w:p>
-    <w:p>
-      <w:pPr>
-        <w:spacing w:after="60" w:before="60"/>
-      </w:pPr>
-      <w:r>
-        <w:rPr>
-          <w:rFonts w:ascii="Microsoft YaHei" w:cs="Microsoft YaHei" w:eastAsia="Microsoft YaHei" w:hAnsi="Microsoft YaHei"/>
-          <w:sz w:val="22"/>
-          <w:szCs w:val="22"/>
-        </w:rPr>
-        <w:t xml:space="preserve">切换角色：切换角色后重新生成合影图片，新照片覆盖旧照片（后端更新）</w:t>
-      </w:r>
-    </w:p>
-    <w:p>
-      <w:pPr>
-        <w:spacing w:after="60" w:before="60"/>
-      </w:pPr>
-      <w:r>
-        <w:rPr>
-          <w:rFonts w:ascii="Microsoft YaHei" w:cs="Microsoft YaHei" w:eastAsia="Microsoft YaHei" w:hAnsi="Microsoft YaHei"/>
-          <w:sz w:val="22"/>
-          <w:szCs w:val="22"/>
-        </w:rPr>
-        <w:t xml:space="preserve">异常：未集齐卡牌提示“集齐全部卡牌后解锁合影功能”</w:t>
-      </w:r>
-    </w:p>
-    <w:p>
-      <w:pPr>
-        <w:spacing w:after="60" w:before="60"/>
-      </w:pPr>
-      <w:r>
-        <w:rPr>
-          <w:rFonts w:ascii="Microsoft YaHei" w:cs="Microsoft YaHei" w:eastAsia="Microsoft YaHei" w:hAnsi="Microsoft YaHei"/>
-          <w:b/>
-          <w:bCs/>
-          <w:sz w:val="22"/>
-          <w:szCs w:val="22"/>
-        </w:rPr>
-        <w:t xml:space="preserve">3.4.3 功能描述：</w:t>
-      </w:r>
-      <w:r>
-        <w:rPr>
-          <w:rFonts w:ascii="Microsoft YaHei" w:cs="Microsoft YaHei" w:eastAsia="Microsoft YaHei" w:hAnsi="Microsoft YaHei"/>
-          <w:sz w:val="22"/>
-          <w:szCs w:val="22"/>
-        </w:rPr>
-        <w:t xml:space="preserve">全家福合影生成 + 后端存储图片 + 切换角色重新生成覆盖 + 领取合影奖励</w:t>
-      </w:r>
-    </w:p>
-    <w:p>
-      <w:pPr>
-        <w:spacing w:after="60" w:before="60"/>
-      </w:pPr>
-      <w:r>
-        <w:rPr>
-          <w:rFonts w:ascii="Microsoft YaHei" w:cs="Microsoft YaHei" w:eastAsia="Microsoft YaHei" w:hAnsi="Microsoft YaHei"/>
-          <w:b/>
-          <w:bCs/>
-          <w:sz w:val="22"/>
-          <w:szCs w:val="22"/>
-        </w:rPr>
-        <w:t xml:space="preserve">3.4.4 条件：</w:t>
-      </w:r>
-      <w:r>
-        <w:rPr>
-          <w:rFonts w:ascii="Microsoft YaHei" w:cs="Microsoft YaHei" w:eastAsia="Microsoft YaHei" w:hAnsi="Microsoft YaHei"/>
-          <w:sz w:val="22"/>
-          <w:szCs w:val="22"/>
-        </w:rPr>
-        <w:t xml:space="preserve">集齐18张卡牌</w:t>
-      </w:r>
-    </w:p>
-    <w:p>
-      <w:pPr>
-        <w:spacing w:after="60" w:before="60"/>
-      </w:pPr>
-      <w:r>
-        <w:rPr>
-          <w:rFonts w:ascii="Microsoft YaHei" w:cs="Microsoft YaHei" w:eastAsia="Microsoft YaHei" w:hAnsi="Microsoft YaHei"/>
-          <w:b/>
-          <w:bCs/>
-          <w:sz w:val="22"/>
-          <w:szCs w:val="22"/>
-        </w:rPr>
-        <w:t xml:space="preserve">3.4.5 数据源：</w:t>
-      </w:r>
-      <w:r>
-        <w:rPr>
-          <w:rFonts w:ascii="Microsoft YaHei" w:cs="Microsoft YaHei" w:eastAsia="Microsoft YaHei" w:hAnsi="Microsoft YaHei"/>
-          <w:sz w:val="22"/>
-          <w:szCs w:val="22"/>
-        </w:rPr>
-        <w:t xml:space="preserve"/>
-      </w:r>
-    </w:p>
-    <w:p>
-      <w:pPr>
-        <w:spacing w:after="60" w:before="60"/>
-      </w:pPr>
-      <w:r>
-        <w:rPr>
-          <w:rFonts w:ascii="Microsoft YaHei" w:cs="Microsoft YaHei" w:eastAsia="Microsoft YaHei" w:hAnsi="Microsoft YaHei"/>
-          <w:sz w:val="22"/>
-          <w:szCs w:val="22"/>
-        </w:rPr>
-        <w:t xml:space="preserve">合影图片存储接口：后端提供（保存/查询/覆盖）</w:t>
-      </w:r>
-    </w:p>
-    <w:p>
-      <w:pPr>
-        <w:spacing w:after="60" w:before="60"/>
-      </w:pPr>
-      <w:r>
-        <w:rPr>
-          <w:rFonts w:ascii="Microsoft YaHei" w:cs="Microsoft YaHei" w:eastAsia="Microsoft YaHei" w:hAnsi="Microsoft YaHei"/>
-          <w:sz w:val="22"/>
-          <w:szCs w:val="22"/>
-        </w:rPr>
-        <w:t xml:space="preserve">礼包资源ID待定</w:t>
+        <w:t xml:space="preserve">3.5 十八周年·发布会（模块5）</w:t>
+      </w:r>
+    </w:p>
+    <w:p>
+      <w:pPr>
+        <w:spacing w:after="60" w:before="60"/>
+      </w:pPr>
+      <w:r>
+        <w:rPr>
+          <w:rFonts w:ascii="Microsoft YaHei" w:cs="Microsoft YaHei" w:eastAsia="Microsoft YaHei" w:hAnsi="Microsoft YaHei"/>
+          <w:b/>
+          <w:bCs/>
+          <w:sz w:val="22"/>
+          <w:szCs w:val="22"/>
+        </w:rPr>
+        <w:t xml:space="preserve">3.5.1 触发方式：</w:t>
+      </w:r>
+      <w:r>
+        <w:rPr>
+          <w:rFonts w:ascii="Microsoft YaHei" w:cs="Microsoft YaHei" w:eastAsia="Microsoft YaHei" w:hAnsi="Microsoft YaHei"/>
+          <w:sz w:val="22"/>
+          <w:szCs w:val="22"/>
+        </w:rPr>
+        <w:t xml:space="preserve">点击左侧导航项切换右侧内容面板</w:t>
+      </w:r>
+    </w:p>
+    <w:p>
+      <w:pPr>
+        <w:spacing w:after="60" w:before="60"/>
+      </w:pPr>
+      <w:r>
+        <w:rPr>
+          <w:rFonts w:ascii="Microsoft YaHei" w:cs="Microsoft YaHei" w:eastAsia="Microsoft YaHei" w:hAnsi="Microsoft YaHei"/>
+          <w:b/>
+          <w:bCs/>
+          <w:sz w:val="22"/>
+          <w:szCs w:val="22"/>
+        </w:rPr>
+        <w:t xml:space="preserve">3.5.2 交互描述：</w:t>
+      </w:r>
+      <w:r>
+        <w:rPr>
+          <w:rFonts w:ascii="Microsoft YaHei" w:cs="Microsoft YaHei" w:eastAsia="Microsoft YaHei" w:hAnsi="Microsoft YaHei"/>
+          <w:sz w:val="22"/>
+          <w:szCs w:val="22"/>
+        </w:rPr>
+        <w:t xml:space="preserve">左侧Tab切换，右侧展示对应内容，纯展示+跳转</w:t>
+      </w:r>
+    </w:p>
+    <w:p>
+      <w:pPr>
+        <w:spacing w:after="60" w:before="60"/>
+      </w:pPr>
+      <w:r>
+        <w:rPr>
+          <w:rFonts w:ascii="Microsoft YaHei" w:cs="Microsoft YaHei" w:eastAsia="Microsoft YaHei" w:hAnsi="Microsoft YaHei"/>
+          <w:b/>
+          <w:bCs/>
+          <w:sz w:val="22"/>
+          <w:szCs w:val="22"/>
+        </w:rPr>
+        <w:t xml:space="preserve">3.5.3 功能描述：</w:t>
+      </w:r>
+      <w:r>
+        <w:rPr>
+          <w:rFonts w:ascii="Microsoft YaHei" w:cs="Microsoft YaHei" w:eastAsia="Microsoft YaHei" w:hAnsi="Microsoft YaHei"/>
+          <w:sz w:val="22"/>
+          <w:szCs w:val="22"/>
+        </w:rPr>
+        <w:t xml:space="preserve">包含6个子模块，展示方式如下：</w:t>
+      </w:r>
+    </w:p>
+    <w:p>
+      <w:pPr>
+        <w:spacing w:after="60" w:before="60"/>
+      </w:pPr>
+      <w:r>
+        <w:rPr>
+          <w:rFonts w:ascii="Microsoft YaHei" w:cs="Microsoft YaHei" w:eastAsia="Microsoft YaHei" w:hAnsi="Microsoft YaHei"/>
+          <w:sz w:val="22"/>
+          <w:szCs w:val="22"/>
+        </w:rPr>
+        <w:t xml:space="preserve">① 发布会直播 —— 接入直播流，活动内嵌播放</w:t>
+      </w:r>
+    </w:p>
+    <w:p>
+      <w:pPr>
+        <w:spacing w:after="60" w:before="60"/>
+      </w:pPr>
+      <w:r>
+        <w:rPr>
+          <w:rFonts w:ascii="Microsoft YaHei" w:cs="Microsoft YaHei" w:eastAsia="Microsoft YaHei" w:hAnsi="Microsoft YaHei"/>
+          <w:sz w:val="22"/>
+          <w:szCs w:val="22"/>
+        </w:rPr>
+        <w:t xml:space="preserve">② 精彩回放 —— 接入直播回放流，活动内嵌播放</w:t>
+      </w:r>
+    </w:p>
+    <w:p>
+      <w:pPr>
+        <w:spacing w:after="60" w:before="60"/>
+      </w:pPr>
+      <w:r>
+        <w:rPr>
+          <w:rFonts w:ascii="Microsoft YaHei" w:cs="Microsoft YaHei" w:eastAsia="Microsoft YaHei" w:hAnsi="Microsoft YaHei"/>
+          <w:sz w:val="22"/>
+          <w:szCs w:val="22"/>
+        </w:rPr>
+        <w:t xml:space="preserve">③ 一分钟速览 —— 图片展示，点击跳转</w:t>
+      </w:r>
+    </w:p>
+    <w:p>
+      <w:pPr>
+        <w:spacing w:after="60" w:before="60"/>
+      </w:pPr>
+      <w:r>
+        <w:rPr>
+          <w:rFonts w:ascii="Microsoft YaHei" w:cs="Microsoft YaHei" w:eastAsia="Microsoft YaHei" w:hAnsi="Microsoft YaHei"/>
+          <w:sz w:val="22"/>
+          <w:szCs w:val="22"/>
+        </w:rPr>
+        <w:t xml:space="preserve">④ 口令码兑换 —— 图片展示，点击跳转兑换页</w:t>
+      </w:r>
+    </w:p>
+    <w:p>
+      <w:pPr>
+        <w:spacing w:after="60" w:before="60"/>
+      </w:pPr>
+      <w:r>
+        <w:rPr>
+          <w:rFonts w:ascii="Microsoft YaHei" w:cs="Microsoft YaHei" w:eastAsia="Microsoft YaHei" w:hAnsi="Microsoft YaHei"/>
+          <w:sz w:val="22"/>
+          <w:szCs w:val="22"/>
+        </w:rPr>
+        <w:t xml:space="preserve">⑤ CG动画 —— 图片展示，点击跳转</w:t>
+      </w:r>
+    </w:p>
+    <w:p>
+      <w:pPr>
+        <w:spacing w:after="60" w:before="60"/>
+      </w:pPr>
+      <w:r>
+        <w:rPr>
+          <w:rFonts w:ascii="Microsoft YaHei" w:cs="Microsoft YaHei" w:eastAsia="Microsoft YaHei" w:hAnsi="Microsoft YaHei"/>
+          <w:sz w:val="22"/>
+          <w:szCs w:val="22"/>
+        </w:rPr>
+        <w:t xml:space="preserve">⑥ 版本前瞻 —— 图片展示，点击跳转</w:t>
+      </w:r>
+    </w:p>
+    <w:p>
+      <w:pPr>
+        <w:spacing w:after="60" w:before="60"/>
+      </w:pPr>
+      <w:r>
+        <w:rPr>
+          <w:rFonts w:ascii="Microsoft YaHei" w:cs="Microsoft YaHei" w:eastAsia="Microsoft YaHei" w:hAnsi="Microsoft YaHei"/>
+          <w:b/>
+          <w:bCs/>
+          <w:sz w:val="22"/>
+          <w:szCs w:val="22"/>
+        </w:rPr>
+        <w:t xml:space="preserve">3.5.4 条件：</w:t>
+      </w:r>
+      <w:r>
+        <w:rPr>
+          <w:rFonts w:ascii="Microsoft YaHei" w:cs="Microsoft YaHei" w:eastAsia="Microsoft YaHei" w:hAnsi="Microsoft YaHei"/>
+          <w:sz w:val="22"/>
+          <w:szCs w:val="22"/>
+        </w:rPr>
+        <w:t xml:space="preserve">发布会直播时间 2026.06.16 18:00</w:t>
+      </w:r>
+    </w:p>
+    <w:p>
+      <w:pPr>
+        <w:spacing w:after="60" w:before="60"/>
+      </w:pPr>
+      <w:r>
+        <w:rPr>
+          <w:rFonts w:ascii="Microsoft YaHei" w:cs="Microsoft YaHei" w:eastAsia="Microsoft YaHei" w:hAnsi="Microsoft YaHei"/>
+          <w:b/>
+          <w:bCs/>
+          <w:sz w:val="22"/>
+          <w:szCs w:val="22"/>
+        </w:rPr>
+        <w:t xml:space="preserve">3.5.5 数据源：</w:t>
+      </w:r>
+      <w:r>
+        <w:rPr>
+          <w:rFonts w:ascii="Microsoft YaHei" w:cs="Microsoft YaHei" w:eastAsia="Microsoft YaHei" w:hAnsi="Microsoft YaHei"/>
+          <w:sz w:val="22"/>
+          <w:szCs w:val="22"/>
+        </w:rPr>
+        <w:t xml:space="preserve">直播流/回放流地址待定；各跳转URL待定</w:t>
       </w:r>
     </w:p>
     <w:p>
@@ -1579,122 +1915,122 @@
           <w:b/>
           <w:bCs/>
         </w:rPr>
-        <w:t xml:space="preserve">3.5 版本信息摘要（模块4）</w:t>
-      </w:r>
-    </w:p>
-    <w:p>
-      <w:pPr>
-        <w:spacing w:after="60" w:before="60"/>
-      </w:pPr>
-      <w:r>
-        <w:rPr>
-          <w:rFonts w:ascii="Microsoft YaHei" w:cs="Microsoft YaHei" w:eastAsia="Microsoft YaHei" w:hAnsi="Microsoft YaHei"/>
-          <w:b/>
-          <w:bCs/>
-          <w:sz w:val="22"/>
-          <w:szCs w:val="22"/>
-        </w:rPr>
-        <w:t xml:space="preserve">3.5.1 触发方式：</w:t>
-      </w:r>
-      <w:r>
-        <w:rPr>
-          <w:rFonts w:ascii="Microsoft YaHei" w:cs="Microsoft YaHei" w:eastAsia="Microsoft YaHei" w:hAnsi="Microsoft YaHei"/>
-          <w:sz w:val="22"/>
-          <w:szCs w:val="22"/>
-        </w:rPr>
-        <w:t xml:space="preserve">点击版本卡片</w:t>
-      </w:r>
-    </w:p>
-    <w:p>
-      <w:pPr>
-        <w:spacing w:after="60" w:before="60"/>
-      </w:pPr>
-      <w:r>
-        <w:rPr>
-          <w:rFonts w:ascii="Microsoft YaHei" w:cs="Microsoft YaHei" w:eastAsia="Microsoft YaHei" w:hAnsi="Microsoft YaHei"/>
-          <w:b/>
-          <w:bCs/>
-          <w:sz w:val="22"/>
-          <w:szCs w:val="22"/>
-        </w:rPr>
-        <w:t xml:space="preserve">3.5.2 交互描述：</w:t>
-      </w:r>
-      <w:r>
-        <w:rPr>
-          <w:rFonts w:ascii="Microsoft YaHei" w:cs="Microsoft YaHei" w:eastAsia="Microsoft YaHei" w:hAnsi="Microsoft YaHei"/>
-          <w:sz w:val="22"/>
-          <w:szCs w:val="22"/>
-        </w:rPr>
-        <w:t xml:space="preserve">点击对应卡片跳转至详情页</w:t>
-      </w:r>
-    </w:p>
-    <w:p>
-      <w:pPr>
-        <w:spacing w:after="60" w:before="60"/>
-      </w:pPr>
-      <w:r>
-        <w:rPr>
-          <w:rFonts w:ascii="Microsoft YaHei" w:cs="Microsoft YaHei" w:eastAsia="Microsoft YaHei" w:hAnsi="Microsoft YaHei"/>
-          <w:b/>
-          <w:bCs/>
-          <w:sz w:val="22"/>
-          <w:szCs w:val="22"/>
-        </w:rPr>
-        <w:t xml:space="preserve">3.5.3 功能描述：</w:t>
-      </w:r>
-      <w:r>
-        <w:rPr>
-          <w:rFonts w:ascii="Microsoft YaHei" w:cs="Microsoft YaHei" w:eastAsia="Microsoft YaHei" w:hAnsi="Microsoft YaHei"/>
-          <w:sz w:val="22"/>
-          <w:szCs w:val="22"/>
-        </w:rPr>
-        <w:t xml:space="preserve">展示全新职业、新玩法、版本活动、版本前瞻4个入口，纯展示+跳转</w:t>
-      </w:r>
-    </w:p>
-    <w:p>
-      <w:pPr>
-        <w:spacing w:after="60" w:before="60"/>
-      </w:pPr>
-      <w:r>
-        <w:rPr>
-          <w:rFonts w:ascii="Microsoft YaHei" w:cs="Microsoft YaHei" w:eastAsia="Microsoft YaHei" w:hAnsi="Microsoft YaHei"/>
-          <w:b/>
-          <w:bCs/>
-          <w:sz w:val="22"/>
-          <w:szCs w:val="22"/>
-        </w:rPr>
-        <w:t xml:space="preserve">3.5.4 条件：</w:t>
-      </w:r>
-      <w:r>
-        <w:rPr>
-          <w:rFonts w:ascii="Microsoft YaHei" w:cs="Microsoft YaHei" w:eastAsia="Microsoft YaHei" w:hAnsi="Microsoft YaHei"/>
-          <w:sz w:val="22"/>
-          <w:szCs w:val="22"/>
-        </w:rPr>
-        <w:t xml:space="preserve">无特殊条件</w:t>
-      </w:r>
-    </w:p>
-    <w:p>
-      <w:pPr>
-        <w:spacing w:after="60" w:before="60"/>
-      </w:pPr>
-      <w:r>
-        <w:rPr>
-          <w:rFonts w:ascii="Microsoft YaHei" w:cs="Microsoft YaHei" w:eastAsia="Microsoft YaHei" w:hAnsi="Microsoft YaHei"/>
-          <w:b/>
-          <w:bCs/>
-          <w:sz w:val="22"/>
-          <w:szCs w:val="22"/>
-        </w:rPr>
-        <w:t xml:space="preserve">3.5.5 数据源：</w:t>
-      </w:r>
-      <w:r>
-        <w:rPr>
-          <w:rFonts w:ascii="Microsoft YaHei" w:cs="Microsoft YaHei" w:eastAsia="Microsoft YaHei" w:hAnsi="Microsoft YaHei"/>
-          <w:sz w:val="22"/>
-          <w:szCs w:val="22"/>
-        </w:rPr>
-        <w:t xml:space="preserve">跳转URL待定</w:t>
+        <w:t xml:space="preserve">3.6 赛事互动（模块6）</w:t>
+      </w:r>
+    </w:p>
+    <w:p>
+      <w:pPr>
+        <w:spacing w:after="60" w:before="60"/>
+      </w:pPr>
+      <w:r>
+        <w:rPr>
+          <w:rFonts w:ascii="Microsoft YaHei" w:cs="Microsoft YaHei" w:eastAsia="Microsoft YaHei" w:hAnsi="Microsoft YaHei"/>
+          <w:b/>
+          <w:bCs/>
+          <w:sz w:val="22"/>
+          <w:szCs w:val="22"/>
+        </w:rPr>
+        <w:t xml:space="preserve">3.6.1 触发方式：</w:t>
+      </w:r>
+      <w:r>
+        <w:rPr>
+          <w:rFonts w:ascii="Microsoft YaHei" w:cs="Microsoft YaHei" w:eastAsia="Microsoft YaHei" w:hAnsi="Microsoft YaHei"/>
+          <w:sz w:val="22"/>
+          <w:szCs w:val="22"/>
+        </w:rPr>
+        <w:t xml:space="preserve">点击按钮跳转赛事主页面</w:t>
+      </w:r>
+    </w:p>
+    <w:p>
+      <w:pPr>
+        <w:spacing w:after="60" w:before="60"/>
+      </w:pPr>
+      <w:r>
+        <w:rPr>
+          <w:rFonts w:ascii="Microsoft YaHei" w:cs="Microsoft YaHei" w:eastAsia="Microsoft YaHei" w:hAnsi="Microsoft YaHei"/>
+          <w:b/>
+          <w:bCs/>
+          <w:sz w:val="22"/>
+          <w:szCs w:val="22"/>
+        </w:rPr>
+        <w:t xml:space="preserve">3.6.2 交互描述：</w:t>
+      </w:r>
+      <w:r>
+        <w:rPr>
+          <w:rFonts w:ascii="Microsoft YaHei" w:cs="Microsoft YaHei" w:eastAsia="Microsoft YaHei" w:hAnsi="Microsoft YaHei"/>
+          <w:sz w:val="22"/>
+          <w:szCs w:val="22"/>
+        </w:rPr>
+        <w:t xml:space="preserve">展示从夸到拉评分 / 每日赛果预测，纯展示+跳转</w:t>
+      </w:r>
+    </w:p>
+    <w:p>
+      <w:pPr>
+        <w:spacing w:after="60" w:before="60"/>
+      </w:pPr>
+      <w:r>
+        <w:rPr>
+          <w:rFonts w:ascii="Microsoft YaHei" w:cs="Microsoft YaHei" w:eastAsia="Microsoft YaHei" w:hAnsi="Microsoft YaHei"/>
+          <w:b/>
+          <w:bCs/>
+          <w:sz w:val="22"/>
+          <w:szCs w:val="22"/>
+        </w:rPr>
+        <w:t xml:space="preserve">3.6.3 功能描述：</w:t>
+      </w:r>
+      <w:r>
+        <w:rPr>
+          <w:rFonts w:ascii="Microsoft YaHei" w:cs="Microsoft YaHei" w:eastAsia="Microsoft YaHei" w:hAnsi="Microsoft YaHei"/>
+          <w:sz w:val="22"/>
+          <w:szCs w:val="22"/>
+        </w:rPr>
+        <w:t xml:space="preserve">引导跳转至赛事主页面</w:t>
+      </w:r>
+    </w:p>
+    <w:p>
+      <w:pPr>
+        <w:spacing w:after="60" w:before="60"/>
+      </w:pPr>
+      <w:r>
+        <w:rPr>
+          <w:rFonts w:ascii="Microsoft YaHei" w:cs="Microsoft YaHei" w:eastAsia="Microsoft YaHei" w:hAnsi="Microsoft YaHei"/>
+          <w:b/>
+          <w:bCs/>
+          <w:sz w:val="22"/>
+          <w:szCs w:val="22"/>
+        </w:rPr>
+        <w:t xml:space="preserve">3.6.4 条件：</w:t>
+      </w:r>
+      <w:r>
+        <w:rPr>
+          <w:rFonts w:ascii="Microsoft YaHei" w:cs="Microsoft YaHei" w:eastAsia="Microsoft YaHei" w:hAnsi="Microsoft YaHei"/>
+          <w:sz w:val="22"/>
+          <w:szCs w:val="22"/>
+        </w:rPr>
+        <w:t xml:space="preserve">内容由赛事同学提供</w:t>
+      </w:r>
+    </w:p>
+    <w:p>
+      <w:pPr>
+        <w:spacing w:after="60" w:before="60"/>
+      </w:pPr>
+      <w:r>
+        <w:rPr>
+          <w:rFonts w:ascii="Microsoft YaHei" w:cs="Microsoft YaHei" w:eastAsia="Microsoft YaHei" w:hAnsi="Microsoft YaHei"/>
+          <w:b/>
+          <w:bCs/>
+          <w:sz w:val="22"/>
+          <w:szCs w:val="22"/>
+        </w:rPr>
+        <w:t xml:space="preserve">3.6.5 数据源：</w:t>
+      </w:r>
+      <w:r>
+        <w:rPr>
+          <w:rFonts w:ascii="Microsoft YaHei" w:cs="Microsoft YaHei" w:eastAsia="Microsoft YaHei" w:hAnsi="Microsoft YaHei"/>
+          <w:sz w:val="22"/>
+          <w:szCs w:val="22"/>
+        </w:rPr>
+        <w:t xml:space="preserve">内容及URL待定</w:t>
       </w:r>
     </w:p>
     <w:p>
@@ -1708,200 +2044,122 @@
           <w:b/>
           <w:bCs/>
         </w:rPr>
-        <w:t xml:space="preserve">3.6 十八周年·发布会（模块5）</w:t>
-      </w:r>
-    </w:p>
-    <w:p>
-      <w:pPr>
-        <w:spacing w:after="60" w:before="60"/>
-      </w:pPr>
-      <w:r>
-        <w:rPr>
-          <w:rFonts w:ascii="Microsoft YaHei" w:cs="Microsoft YaHei" w:eastAsia="Microsoft YaHei" w:hAnsi="Microsoft YaHei"/>
-          <w:b/>
-          <w:bCs/>
-          <w:sz w:val="22"/>
-          <w:szCs w:val="22"/>
-        </w:rPr>
-        <w:t xml:space="preserve">3.6.1 触发方式：</w:t>
-      </w:r>
-      <w:r>
-        <w:rPr>
-          <w:rFonts w:ascii="Microsoft YaHei" w:cs="Microsoft YaHei" w:eastAsia="Microsoft YaHei" w:hAnsi="Microsoft YaHei"/>
-          <w:sz w:val="22"/>
-          <w:szCs w:val="22"/>
-        </w:rPr>
-        <w:t xml:space="preserve">点击左侧导航项切换右侧内容面板</w:t>
-      </w:r>
-    </w:p>
-    <w:p>
-      <w:pPr>
-        <w:spacing w:after="60" w:before="60"/>
-      </w:pPr>
-      <w:r>
-        <w:rPr>
-          <w:rFonts w:ascii="Microsoft YaHei" w:cs="Microsoft YaHei" w:eastAsia="Microsoft YaHei" w:hAnsi="Microsoft YaHei"/>
-          <w:b/>
-          <w:bCs/>
-          <w:sz w:val="22"/>
-          <w:szCs w:val="22"/>
-        </w:rPr>
-        <w:t xml:space="preserve">3.6.2 交互描述：</w:t>
-      </w:r>
-      <w:r>
-        <w:rPr>
-          <w:rFonts w:ascii="Microsoft YaHei" w:cs="Microsoft YaHei" w:eastAsia="Microsoft YaHei" w:hAnsi="Microsoft YaHei"/>
-          <w:sz w:val="22"/>
-          <w:szCs w:val="22"/>
-        </w:rPr>
-        <w:t xml:space="preserve">左侧Tab切换，右侧展示对应内容，纯展示+跳转</w:t>
-      </w:r>
-    </w:p>
-    <w:p>
-      <w:pPr>
-        <w:spacing w:after="60" w:before="60"/>
-      </w:pPr>
-      <w:r>
-        <w:rPr>
-          <w:rFonts w:ascii="Microsoft YaHei" w:cs="Microsoft YaHei" w:eastAsia="Microsoft YaHei" w:hAnsi="Microsoft YaHei"/>
-          <w:b/>
-          <w:bCs/>
-          <w:sz w:val="22"/>
-          <w:szCs w:val="22"/>
-        </w:rPr>
-        <w:t xml:space="preserve">3.6.3 功能描述：</w:t>
-      </w:r>
-      <w:r>
-        <w:rPr>
-          <w:rFonts w:ascii="Microsoft YaHei" w:cs="Microsoft YaHei" w:eastAsia="Microsoft YaHei" w:hAnsi="Microsoft YaHei"/>
-          <w:sz w:val="22"/>
-          <w:szCs w:val="22"/>
-        </w:rPr>
-        <w:t xml:space="preserve">包含6个子模块，展示方式如下：</w:t>
-      </w:r>
-    </w:p>
-    <w:p>
-      <w:pPr>
-        <w:spacing w:after="60" w:before="60"/>
-      </w:pPr>
-      <w:r>
-        <w:rPr>
-          <w:rFonts w:ascii="Microsoft YaHei" w:cs="Microsoft YaHei" w:eastAsia="Microsoft YaHei" w:hAnsi="Microsoft YaHei"/>
-          <w:sz w:val="22"/>
-          <w:szCs w:val="22"/>
-        </w:rPr>
-        <w:t xml:space="preserve">① 发布会直播 —— 接入直播流，活动内嵌播放</w:t>
-      </w:r>
-    </w:p>
-    <w:p>
-      <w:pPr>
-        <w:spacing w:after="60" w:before="60"/>
-      </w:pPr>
-      <w:r>
-        <w:rPr>
-          <w:rFonts w:ascii="Microsoft YaHei" w:cs="Microsoft YaHei" w:eastAsia="Microsoft YaHei" w:hAnsi="Microsoft YaHei"/>
-          <w:sz w:val="22"/>
-          <w:szCs w:val="22"/>
-        </w:rPr>
-        <w:t xml:space="preserve">② 精彩回放 —— 接入直播回放流，活动内嵌播放</w:t>
-      </w:r>
-    </w:p>
-    <w:p>
-      <w:pPr>
-        <w:spacing w:after="60" w:before="60"/>
-      </w:pPr>
-      <w:r>
-        <w:rPr>
-          <w:rFonts w:ascii="Microsoft YaHei" w:cs="Microsoft YaHei" w:eastAsia="Microsoft YaHei" w:hAnsi="Microsoft YaHei"/>
-          <w:sz w:val="22"/>
-          <w:szCs w:val="22"/>
-        </w:rPr>
-        <w:t xml:space="preserve">③ 一分钟速览 —— 图片展示，点击跳转</w:t>
-      </w:r>
-    </w:p>
-    <w:p>
-      <w:pPr>
-        <w:spacing w:after="60" w:before="60"/>
-      </w:pPr>
-      <w:r>
-        <w:rPr>
-          <w:rFonts w:ascii="Microsoft YaHei" w:cs="Microsoft YaHei" w:eastAsia="Microsoft YaHei" w:hAnsi="Microsoft YaHei"/>
-          <w:sz w:val="22"/>
-          <w:szCs w:val="22"/>
-        </w:rPr>
-        <w:t xml:space="preserve">④ 口令码兑换 —— 图片展示，点击跳转兑换页</w:t>
-      </w:r>
-    </w:p>
-    <w:p>
-      <w:pPr>
-        <w:spacing w:after="60" w:before="60"/>
-      </w:pPr>
-      <w:r>
-        <w:rPr>
-          <w:rFonts w:ascii="Microsoft YaHei" w:cs="Microsoft YaHei" w:eastAsia="Microsoft YaHei" w:hAnsi="Microsoft YaHei"/>
-          <w:sz w:val="22"/>
-          <w:szCs w:val="22"/>
-        </w:rPr>
-        <w:t xml:space="preserve">⑤ CG动画 —— 图片展示，点击跳转</w:t>
-      </w:r>
-    </w:p>
-    <w:p>
-      <w:pPr>
-        <w:spacing w:after="60" w:before="60"/>
-      </w:pPr>
-      <w:r>
-        <w:rPr>
-          <w:rFonts w:ascii="Microsoft YaHei" w:cs="Microsoft YaHei" w:eastAsia="Microsoft YaHei" w:hAnsi="Microsoft YaHei"/>
-          <w:sz w:val="22"/>
-          <w:szCs w:val="22"/>
-        </w:rPr>
-        <w:t xml:space="preserve">⑥ 版本前瞻 —— 图片展示，点击跳转</w:t>
-      </w:r>
-    </w:p>
-    <w:p>
-      <w:pPr>
-        <w:spacing w:after="60" w:before="60"/>
-      </w:pPr>
-      <w:r>
-        <w:rPr>
-          <w:rFonts w:ascii="Microsoft YaHei" w:cs="Microsoft YaHei" w:eastAsia="Microsoft YaHei" w:hAnsi="Microsoft YaHei"/>
-          <w:b/>
-          <w:bCs/>
-          <w:sz w:val="22"/>
-          <w:szCs w:val="22"/>
-        </w:rPr>
-        <w:t xml:space="preserve">3.6.4 条件：</w:t>
-      </w:r>
-      <w:r>
-        <w:rPr>
-          <w:rFonts w:ascii="Microsoft YaHei" w:cs="Microsoft YaHei" w:eastAsia="Microsoft YaHei" w:hAnsi="Microsoft YaHei"/>
-          <w:sz w:val="22"/>
-          <w:szCs w:val="22"/>
-        </w:rPr>
-        <w:t xml:space="preserve">发布会直播时间 2026.06.16 18:00</w:t>
-      </w:r>
-    </w:p>
-    <w:p>
-      <w:pPr>
-        <w:spacing w:after="60" w:before="60"/>
-      </w:pPr>
-      <w:r>
-        <w:rPr>
-          <w:rFonts w:ascii="Microsoft YaHei" w:cs="Microsoft YaHei" w:eastAsia="Microsoft YaHei" w:hAnsi="Microsoft YaHei"/>
-          <w:b/>
-          <w:bCs/>
-          <w:sz w:val="22"/>
-          <w:szCs w:val="22"/>
-        </w:rPr>
-        <w:t xml:space="preserve">3.6.5 数据源：</w:t>
-      </w:r>
-      <w:r>
-        <w:rPr>
-          <w:rFonts w:ascii="Microsoft YaHei" w:cs="Microsoft YaHei" w:eastAsia="Microsoft YaHei" w:hAnsi="Microsoft YaHei"/>
-          <w:sz w:val="22"/>
-          <w:szCs w:val="22"/>
-        </w:rPr>
-        <w:t xml:space="preserve">直播流/回放流地址待定；各跳转URL待定</w:t>
+        <w:t xml:space="preserve">3.7 线下活动（模块7）</w:t>
+      </w:r>
+    </w:p>
+    <w:p>
+      <w:pPr>
+        <w:spacing w:after="60" w:before="60"/>
+      </w:pPr>
+      <w:r>
+        <w:rPr>
+          <w:rFonts w:ascii="Microsoft YaHei" w:cs="Microsoft YaHei" w:eastAsia="Microsoft YaHei" w:hAnsi="Microsoft YaHei"/>
+          <w:b/>
+          <w:bCs/>
+          <w:sz w:val="22"/>
+          <w:szCs w:val="22"/>
+        </w:rPr>
+        <w:t xml:space="preserve">3.7.1 触发方式：</w:t>
+      </w:r>
+      <w:r>
+        <w:rPr>
+          <w:rFonts w:ascii="Microsoft YaHei" w:cs="Microsoft YaHei" w:eastAsia="Microsoft YaHei" w:hAnsi="Microsoft YaHei"/>
+          <w:sz w:val="22"/>
+          <w:szCs w:val="22"/>
+        </w:rPr>
+        <w:t xml:space="preserve">点击图片跳转对应内容页</w:t>
+      </w:r>
+    </w:p>
+    <w:p>
+      <w:pPr>
+        <w:spacing w:after="60" w:before="60"/>
+      </w:pPr>
+      <w:r>
+        <w:rPr>
+          <w:rFonts w:ascii="Microsoft YaHei" w:cs="Microsoft YaHei" w:eastAsia="Microsoft YaHei" w:hAnsi="Microsoft YaHei"/>
+          <w:b/>
+          <w:bCs/>
+          <w:sz w:val="22"/>
+          <w:szCs w:val="22"/>
+        </w:rPr>
+        <w:t xml:space="preserve">3.7.2 交互描述：</w:t>
+      </w:r>
+      <w:r>
+        <w:rPr>
+          <w:rFonts w:ascii="Microsoft YaHei" w:cs="Microsoft YaHei" w:eastAsia="Microsoft YaHei" w:hAnsi="Microsoft YaHei"/>
+          <w:sz w:val="22"/>
+          <w:szCs w:val="22"/>
+        </w:rPr>
+        <w:t xml:space="preserve">左侧Tab切换，右侧展示图片，点击跳转，纯展示+跳转</w:t>
+      </w:r>
+    </w:p>
+    <w:p>
+      <w:pPr>
+        <w:spacing w:after="60" w:before="60"/>
+      </w:pPr>
+      <w:r>
+        <w:rPr>
+          <w:rFonts w:ascii="Microsoft YaHei" w:cs="Microsoft YaHei" w:eastAsia="Microsoft YaHei" w:hAnsi="Microsoft YaHei"/>
+          <w:b/>
+          <w:bCs/>
+          <w:sz w:val="22"/>
+          <w:szCs w:val="22"/>
+        </w:rPr>
+        <w:t xml:space="preserve">3.7.3 功能描述：</w:t>
+      </w:r>
+      <w:r>
+        <w:rPr>
+          <w:rFonts w:ascii="Microsoft YaHei" w:cs="Microsoft YaHei" w:eastAsia="Microsoft YaHei" w:hAnsi="Microsoft YaHei"/>
+          <w:sz w:val="22"/>
+          <w:szCs w:val="22"/>
+        </w:rPr>
+        <w:t xml:space="preserve">展示线下联名/合作活动</w:t>
+      </w:r>
+    </w:p>
+    <w:p>
+      <w:pPr>
+        <w:spacing w:after="60" w:before="60"/>
+      </w:pPr>
+      <w:r>
+        <w:rPr>
+          <w:rFonts w:ascii="Microsoft YaHei" w:cs="Microsoft YaHei" w:eastAsia="Microsoft YaHei" w:hAnsi="Microsoft YaHei"/>
+          <w:b/>
+          <w:bCs/>
+          <w:sz w:val="22"/>
+          <w:szCs w:val="22"/>
+        </w:rPr>
+        <w:t xml:space="preserve">3.7.4 条件：</w:t>
+      </w:r>
+      <w:r>
+        <w:rPr>
+          <w:rFonts w:ascii="Microsoft YaHei" w:cs="Microsoft YaHei" w:eastAsia="Microsoft YaHei" w:hAnsi="Microsoft YaHei"/>
+          <w:sz w:val="22"/>
+          <w:szCs w:val="22"/>
+        </w:rPr>
+        <w:t xml:space="preserve">无特殊条件</w:t>
+      </w:r>
+    </w:p>
+    <w:p>
+      <w:pPr>
+        <w:spacing w:after="60" w:before="60"/>
+      </w:pPr>
+      <w:r>
+        <w:rPr>
+          <w:rFonts w:ascii="Microsoft YaHei" w:cs="Microsoft YaHei" w:eastAsia="Microsoft YaHei" w:hAnsi="Microsoft YaHei"/>
+          <w:b/>
+          <w:bCs/>
+          <w:sz w:val="22"/>
+          <w:szCs w:val="22"/>
+        </w:rPr>
+        <w:t xml:space="preserve">3.7.5 数据源：</w:t>
+      </w:r>
+      <w:r>
+        <w:rPr>
+          <w:rFonts w:ascii="Microsoft YaHei" w:cs="Microsoft YaHei" w:eastAsia="Microsoft YaHei" w:hAnsi="Microsoft YaHei"/>
+          <w:sz w:val="22"/>
+          <w:szCs w:val="22"/>
+        </w:rPr>
+        <w:t xml:space="preserve">内容及URL待定</w:t>
       </w:r>
     </w:p>
     <w:p>
@@ -1915,136 +2173,7 @@
           <w:b/>
           <w:bCs/>
         </w:rPr>
-        <w:t xml:space="preserve">3.7 赛事互动（模块6）</w:t>
-      </w:r>
-    </w:p>
-    <w:p>
-      <w:pPr>
-        <w:spacing w:after="60" w:before="60"/>
-      </w:pPr>
-      <w:r>
-        <w:rPr>
-          <w:rFonts w:ascii="Microsoft YaHei" w:cs="Microsoft YaHei" w:eastAsia="Microsoft YaHei" w:hAnsi="Microsoft YaHei"/>
-          <w:b/>
-          <w:bCs/>
-          <w:sz w:val="22"/>
-          <w:szCs w:val="22"/>
-        </w:rPr>
-        <w:t xml:space="preserve">3.7.1 触发方式：</w:t>
-      </w:r>
-      <w:r>
-        <w:rPr>
-          <w:rFonts w:ascii="Microsoft YaHei" w:cs="Microsoft YaHei" w:eastAsia="Microsoft YaHei" w:hAnsi="Microsoft YaHei"/>
-          <w:sz w:val="22"/>
-          <w:szCs w:val="22"/>
-        </w:rPr>
-        <w:t xml:space="preserve">点击按钮跳转赛事主页面</w:t>
-      </w:r>
-    </w:p>
-    <w:p>
-      <w:pPr>
-        <w:spacing w:after="60" w:before="60"/>
-      </w:pPr>
-      <w:r>
-        <w:rPr>
-          <w:rFonts w:ascii="Microsoft YaHei" w:cs="Microsoft YaHei" w:eastAsia="Microsoft YaHei" w:hAnsi="Microsoft YaHei"/>
-          <w:b/>
-          <w:bCs/>
-          <w:sz w:val="22"/>
-          <w:szCs w:val="22"/>
-        </w:rPr>
-        <w:t xml:space="preserve">3.7.2 交互描述：</w:t>
-      </w:r>
-      <w:r>
-        <w:rPr>
-          <w:rFonts w:ascii="Microsoft YaHei" w:cs="Microsoft YaHei" w:eastAsia="Microsoft YaHei" w:hAnsi="Microsoft YaHei"/>
-          <w:sz w:val="22"/>
-          <w:szCs w:val="22"/>
-        </w:rPr>
-        <w:t xml:space="preserve">展示从夸到拉评分 / 每日赛果预测，纯展示+跳转</w:t>
-      </w:r>
-    </w:p>
-    <w:p>
-      <w:pPr>
-        <w:spacing w:after="60" w:before="60"/>
-      </w:pPr>
-      <w:r>
-        <w:rPr>
-          <w:rFonts w:ascii="Microsoft YaHei" w:cs="Microsoft YaHei" w:eastAsia="Microsoft YaHei" w:hAnsi="Microsoft YaHei"/>
-          <w:b/>
-          <w:bCs/>
-          <w:sz w:val="22"/>
-          <w:szCs w:val="22"/>
-        </w:rPr>
-        <w:t xml:space="preserve">3.7.3 功能描述：</w:t>
-      </w:r>
-      <w:r>
-        <w:rPr>
-          <w:rFonts w:ascii="Microsoft YaHei" w:cs="Microsoft YaHei" w:eastAsia="Microsoft YaHei" w:hAnsi="Microsoft YaHei"/>
-          <w:sz w:val="22"/>
-          <w:szCs w:val="22"/>
-        </w:rPr>
-        <w:t xml:space="preserve">引导跳转至赛事主页面</w:t>
-      </w:r>
-    </w:p>
-    <w:p>
-      <w:pPr>
-        <w:spacing w:after="60" w:before="60"/>
-      </w:pPr>
-      <w:r>
-        <w:rPr>
-          <w:rFonts w:ascii="Microsoft YaHei" w:cs="Microsoft YaHei" w:eastAsia="Microsoft YaHei" w:hAnsi="Microsoft YaHei"/>
-          <w:b/>
-          <w:bCs/>
-          <w:sz w:val="22"/>
-          <w:szCs w:val="22"/>
-        </w:rPr>
-        <w:t xml:space="preserve">3.7.4 条件：</w:t>
-      </w:r>
-      <w:r>
-        <w:rPr>
-          <w:rFonts w:ascii="Microsoft YaHei" w:cs="Microsoft YaHei" w:eastAsia="Microsoft YaHei" w:hAnsi="Microsoft YaHei"/>
-          <w:sz w:val="22"/>
-          <w:szCs w:val="22"/>
-        </w:rPr>
-        <w:t xml:space="preserve">内容由赛事同学提供</w:t>
-      </w:r>
-    </w:p>
-    <w:p>
-      <w:pPr>
-        <w:spacing w:after="60" w:before="60"/>
-      </w:pPr>
-      <w:r>
-        <w:rPr>
-          <w:rFonts w:ascii="Microsoft YaHei" w:cs="Microsoft YaHei" w:eastAsia="Microsoft YaHei" w:hAnsi="Microsoft YaHei"/>
-          <w:b/>
-          <w:bCs/>
-          <w:sz w:val="22"/>
-          <w:szCs w:val="22"/>
-        </w:rPr>
-        <w:t xml:space="preserve">3.7.5 数据源：</w:t>
-      </w:r>
-      <w:r>
-        <w:rPr>
-          <w:rFonts w:ascii="Microsoft YaHei" w:cs="Microsoft YaHei" w:eastAsia="Microsoft YaHei" w:hAnsi="Microsoft YaHei"/>
-          <w:sz w:val="22"/>
-          <w:szCs w:val="22"/>
-        </w:rPr>
-        <w:t xml:space="preserve">内容及URL待定</w:t>
-      </w:r>
-    </w:p>
-    <w:p>
-      <w:pPr>
-        <w:pStyle w:val="Heading3"/>
-        <w:spacing w:after="80" w:before="200"/>
-      </w:pPr>
-      <w:r>
-        <w:rPr>
-          <w:rFonts w:ascii="Microsoft YaHei" w:cs="Microsoft YaHei" w:eastAsia="Microsoft YaHei" w:hAnsi="Microsoft YaHei"/>
-          <w:b/>
-          <w:bCs/>
-        </w:rPr>
-        <w:t xml:space="preserve">3.8 线下活动（模块7）</w:t>
+        <w:t xml:space="preserve">3.8 初始化</w:t>
       </w:r>
     </w:p>
     <w:p>
@@ -2067,7 +2196,7 @@
           <w:sz w:val="22"/>
           <w:szCs w:val="22"/>
         </w:rPr>
-        <w:t xml:space="preserve">点击图片跳转对应内容页</w:t>
+        <w:t xml:space="preserve">页面加载完成</w:t>
       </w:r>
     </w:p>
     <w:p>
@@ -2090,7 +2219,33 @@
           <w:sz w:val="22"/>
           <w:szCs w:val="22"/>
         </w:rPr>
-        <w:t xml:space="preserve">左侧Tab切换，右侧展示图片，点击跳转，纯展示+跳转</w:t>
+        <w:t xml:space="preserve"/>
+      </w:r>
+    </w:p>
+    <w:p>
+      <w:pPr>
+        <w:spacing w:after="60" w:before="60"/>
+      </w:pPr>
+      <w:r>
+        <w:rPr>
+          <w:rFonts w:ascii="Microsoft YaHei" w:cs="Microsoft YaHei" w:eastAsia="Microsoft YaHei" w:hAnsi="Microsoft YaHei"/>
+          <w:sz w:val="22"/>
+          <w:szCs w:val="22"/>
+        </w:rPr>
+        <w:t xml:space="preserve">正常：检查登录态，初始化活动数据并渲染页面</w:t>
+      </w:r>
+    </w:p>
+    <w:p>
+      <w:pPr>
+        <w:spacing w:after="60" w:before="60"/>
+      </w:pPr>
+      <w:r>
+        <w:rPr>
+          <w:rFonts w:ascii="Microsoft YaHei" w:cs="Microsoft YaHei" w:eastAsia="Microsoft YaHei" w:hAnsi="Microsoft YaHei"/>
+          <w:sz w:val="22"/>
+          <w:szCs w:val="22"/>
+        </w:rPr>
+        <w:t xml:space="preserve">异常：初始化失败提示错误；登录态失效触发登录流程</w:t>
       </w:r>
     </w:p>
     <w:p>
@@ -2113,7 +2268,7 @@
           <w:sz w:val="22"/>
           <w:szCs w:val="22"/>
         </w:rPr>
-        <w:t xml:space="preserve">展示线下联名/合作活动</w:t>
+        <w:t xml:space="preserve">初始化用户活动状态，展示各功能模块操作状态</w:t>
       </w:r>
     </w:p>
     <w:p>
@@ -2129,161 +2284,6 @@
           <w:szCs w:val="22"/>
         </w:rPr>
         <w:t xml:space="preserve">3.8.4 条件：</w:t>
-      </w:r>
-      <w:r>
-        <w:rPr>
-          <w:rFonts w:ascii="Microsoft YaHei" w:cs="Microsoft YaHei" w:eastAsia="Microsoft YaHei" w:hAnsi="Microsoft YaHei"/>
-          <w:sz w:val="22"/>
-          <w:szCs w:val="22"/>
-        </w:rPr>
-        <w:t xml:space="preserve">无特殊条件</w:t>
-      </w:r>
-    </w:p>
-    <w:p>
-      <w:pPr>
-        <w:spacing w:after="60" w:before="60"/>
-      </w:pPr>
-      <w:r>
-        <w:rPr>
-          <w:rFonts w:ascii="Microsoft YaHei" w:cs="Microsoft YaHei" w:eastAsia="Microsoft YaHei" w:hAnsi="Microsoft YaHei"/>
-          <w:b/>
-          <w:bCs/>
-          <w:sz w:val="22"/>
-          <w:szCs w:val="22"/>
-        </w:rPr>
-        <w:t xml:space="preserve">3.8.5 数据源：</w:t>
-      </w:r>
-      <w:r>
-        <w:rPr>
-          <w:rFonts w:ascii="Microsoft YaHei" w:cs="Microsoft YaHei" w:eastAsia="Microsoft YaHei" w:hAnsi="Microsoft YaHei"/>
-          <w:sz w:val="22"/>
-          <w:szCs w:val="22"/>
-        </w:rPr>
-        <w:t xml:space="preserve">内容及URL待定</w:t>
-      </w:r>
-    </w:p>
-    <w:p>
-      <w:pPr>
-        <w:pStyle w:val="Heading3"/>
-        <w:spacing w:after="80" w:before="200"/>
-      </w:pPr>
-      <w:r>
-        <w:rPr>
-          <w:rFonts w:ascii="Microsoft YaHei" w:cs="Microsoft YaHei" w:eastAsia="Microsoft YaHei" w:hAnsi="Microsoft YaHei"/>
-          <w:b/>
-          <w:bCs/>
-        </w:rPr>
-        <w:t xml:space="preserve">3.9 初始化</w:t>
-      </w:r>
-    </w:p>
-    <w:p>
-      <w:pPr>
-        <w:spacing w:after="60" w:before="60"/>
-      </w:pPr>
-      <w:r>
-        <w:rPr>
-          <w:rFonts w:ascii="Microsoft YaHei" w:cs="Microsoft YaHei" w:eastAsia="Microsoft YaHei" w:hAnsi="Microsoft YaHei"/>
-          <w:b/>
-          <w:bCs/>
-          <w:sz w:val="22"/>
-          <w:szCs w:val="22"/>
-        </w:rPr>
-        <w:t xml:space="preserve">3.9.1 触发方式：</w:t>
-      </w:r>
-      <w:r>
-        <w:rPr>
-          <w:rFonts w:ascii="Microsoft YaHei" w:cs="Microsoft YaHei" w:eastAsia="Microsoft YaHei" w:hAnsi="Microsoft YaHei"/>
-          <w:sz w:val="22"/>
-          <w:szCs w:val="22"/>
-        </w:rPr>
-        <w:t xml:space="preserve">页面加载完成</w:t>
-      </w:r>
-    </w:p>
-    <w:p>
-      <w:pPr>
-        <w:spacing w:after="60" w:before="60"/>
-      </w:pPr>
-      <w:r>
-        <w:rPr>
-          <w:rFonts w:ascii="Microsoft YaHei" w:cs="Microsoft YaHei" w:eastAsia="Microsoft YaHei" w:hAnsi="Microsoft YaHei"/>
-          <w:b/>
-          <w:bCs/>
-          <w:sz w:val="22"/>
-          <w:szCs w:val="22"/>
-        </w:rPr>
-        <w:t xml:space="preserve">3.9.2 交互描述：</w:t>
-      </w:r>
-      <w:r>
-        <w:rPr>
-          <w:rFonts w:ascii="Microsoft YaHei" w:cs="Microsoft YaHei" w:eastAsia="Microsoft YaHei" w:hAnsi="Microsoft YaHei"/>
-          <w:sz w:val="22"/>
-          <w:szCs w:val="22"/>
-        </w:rPr>
-        <w:t xml:space="preserve"/>
-      </w:r>
-    </w:p>
-    <w:p>
-      <w:pPr>
-        <w:spacing w:after="60" w:before="60"/>
-      </w:pPr>
-      <w:r>
-        <w:rPr>
-          <w:rFonts w:ascii="Microsoft YaHei" w:cs="Microsoft YaHei" w:eastAsia="Microsoft YaHei" w:hAnsi="Microsoft YaHei"/>
-          <w:sz w:val="22"/>
-          <w:szCs w:val="22"/>
-        </w:rPr>
-        <w:t xml:space="preserve">正常：检查登录态，初始化活动数据并渲染页面</w:t>
-      </w:r>
-    </w:p>
-    <w:p>
-      <w:pPr>
-        <w:spacing w:after="60" w:before="60"/>
-      </w:pPr>
-      <w:r>
-        <w:rPr>
-          <w:rFonts w:ascii="Microsoft YaHei" w:cs="Microsoft YaHei" w:eastAsia="Microsoft YaHei" w:hAnsi="Microsoft YaHei"/>
-          <w:sz w:val="22"/>
-          <w:szCs w:val="22"/>
-        </w:rPr>
-        <w:t xml:space="preserve">异常：初始化失败提示错误；登录态失效触发登录流程</w:t>
-      </w:r>
-    </w:p>
-    <w:p>
-      <w:pPr>
-        <w:spacing w:after="60" w:before="60"/>
-      </w:pPr>
-      <w:r>
-        <w:rPr>
-          <w:rFonts w:ascii="Microsoft YaHei" w:cs="Microsoft YaHei" w:eastAsia="Microsoft YaHei" w:hAnsi="Microsoft YaHei"/>
-          <w:b/>
-          <w:bCs/>
-          <w:sz w:val="22"/>
-          <w:szCs w:val="22"/>
-        </w:rPr>
-        <w:t xml:space="preserve">3.9.3 功能描述：</w:t>
-      </w:r>
-      <w:r>
-        <w:rPr>
-          <w:rFonts w:ascii="Microsoft YaHei" w:cs="Microsoft YaHei" w:eastAsia="Microsoft YaHei" w:hAnsi="Microsoft YaHei"/>
-          <w:sz w:val="22"/>
-          <w:szCs w:val="22"/>
-        </w:rPr>
-        <w:t xml:space="preserve">初始化用户活动状态，展示各功能模块操作状态</w:t>
-      </w:r>
-    </w:p>
-    <w:p>
-      <w:pPr>
-        <w:spacing w:after="60" w:before="60"/>
-      </w:pPr>
-      <w:r>
-        <w:rPr>
-          <w:rFonts w:ascii="Microsoft YaHei" w:cs="Microsoft YaHei" w:eastAsia="Microsoft YaHei" w:hAnsi="Microsoft YaHei"/>
-          <w:b/>
-          <w:bCs/>
-          <w:sz w:val="22"/>
-          <w:szCs w:val="22"/>
-        </w:rPr>
-        <w:t xml:space="preserve">3.9.4 条件：</w:t>
       </w:r>
       <w:r>
         <w:rPr>
